--- a/毕业论文.docx
+++ b/毕业论文.docx
@@ -1094,10 +1094,10 @@
           <w:szCs w:val="32"/>
         </w:rPr>
       </w:pPr>
-      <w:bookmarkStart w:id="1" w:name="_Toc130979533"/>
-      <w:bookmarkStart w:id="2" w:name="_Toc127041568"/>
-      <w:bookmarkStart w:id="3" w:name="_Toc126854500"/>
-      <w:bookmarkStart w:id="4" w:name="_Toc127041810"/>
+      <w:bookmarkStart w:id="1" w:name="_Toc126854500"/>
+      <w:bookmarkStart w:id="2" w:name="_Toc130979533"/>
+      <w:bookmarkStart w:id="3" w:name="_Toc127041810"/>
+      <w:bookmarkStart w:id="4" w:name="_Toc127041568"/>
       <w:bookmarkStart w:id="5" w:name="_Toc168180880"/>
       <w:r>
         <w:rPr>
@@ -1689,7 +1689,7 @@
         <w:pStyle w:val="2"/>
         <w:pageBreakBefore w:val="0"/>
       </w:pPr>
-      <w:bookmarkStart w:id="6" w:name="_Toc19317"/>
+      <w:bookmarkStart w:id="6" w:name="_Toc6303"/>
       <w:r>
         <w:t>中文摘要</w:t>
       </w:r>
@@ -1754,7 +1754,7 @@
         <w:pStyle w:val="2"/>
         <w:pageBreakBefore w:val="0"/>
       </w:pPr>
-      <w:bookmarkStart w:id="9" w:name="_Toc26980"/>
+      <w:bookmarkStart w:id="9" w:name="_Toc3067"/>
       <w:r>
         <w:t>Abstract</w:t>
       </w:r>
@@ -1874,7 +1874,7 @@
             <w:fldChar w:fldCharType="begin"/>
           </w:r>
           <w:r>
-            <w:instrText xml:space="preserve"> HYPERLINK \l _Toc19317 </w:instrText>
+            <w:instrText xml:space="preserve"> HYPERLINK \l _Toc6303 </w:instrText>
           </w:r>
           <w:r>
             <w:fldChar w:fldCharType="separate"/>
@@ -1889,7 +1889,7 @@
             <w:fldChar w:fldCharType="begin"/>
           </w:r>
           <w:r>
-            <w:instrText xml:space="preserve"> PAGEREF _Toc19317 \h </w:instrText>
+            <w:instrText xml:space="preserve"> PAGEREF _Toc6303 \h </w:instrText>
           </w:r>
           <w:r>
             <w:fldChar w:fldCharType="separate"/>
@@ -1916,7 +1916,7 @@
             <w:fldChar w:fldCharType="begin"/>
           </w:r>
           <w:r>
-            <w:instrText xml:space="preserve"> HYPERLINK \l _Toc26980 </w:instrText>
+            <w:instrText xml:space="preserve"> HYPERLINK \l _Toc3067 </w:instrText>
           </w:r>
           <w:r>
             <w:fldChar w:fldCharType="separate"/>
@@ -1931,7 +1931,7 @@
             <w:fldChar w:fldCharType="begin"/>
           </w:r>
           <w:r>
-            <w:instrText xml:space="preserve"> PAGEREF _Toc26980 \h </w:instrText>
+            <w:instrText xml:space="preserve"> PAGEREF _Toc3067 \h </w:instrText>
           </w:r>
           <w:r>
             <w:fldChar w:fldCharType="separate"/>
@@ -1945,6 +1945,8 @@
           <w:r>
             <w:fldChar w:fldCharType="end"/>
           </w:r>
+          <w:bookmarkStart w:id="98" w:name="_GoBack"/>
+          <w:bookmarkEnd w:id="98"/>
         </w:p>
         <w:p>
           <w:pPr>
@@ -1958,7 +1960,7 @@
             <w:fldChar w:fldCharType="begin"/>
           </w:r>
           <w:r>
-            <w:instrText xml:space="preserve"> HYPERLINK \l _Toc9891 </w:instrText>
+            <w:instrText xml:space="preserve"> HYPERLINK \l _Toc31534 </w:instrText>
           </w:r>
           <w:r>
             <w:fldChar w:fldCharType="separate"/>
@@ -1973,13 +1975,13 @@
             <w:fldChar w:fldCharType="begin"/>
           </w:r>
           <w:r>
-            <w:instrText xml:space="preserve"> PAGEREF _Toc9891 \h </w:instrText>
+            <w:instrText xml:space="preserve"> PAGEREF _Toc31534 \h </w:instrText>
           </w:r>
           <w:r>
             <w:fldChar w:fldCharType="separate"/>
           </w:r>
           <w:r>
-            <w:t>6</w:t>
+            <w:t>1</w:t>
           </w:r>
           <w:r>
             <w:fldChar w:fldCharType="end"/>
@@ -1999,7 +2001,7 @@
             <w:fldChar w:fldCharType="begin"/>
           </w:r>
           <w:r>
-            <w:instrText xml:space="preserve"> HYPERLINK \l _Toc14260 </w:instrText>
+            <w:instrText xml:space="preserve"> HYPERLINK \l _Toc13685 </w:instrText>
           </w:r>
           <w:r>
             <w:fldChar w:fldCharType="separate"/>
@@ -2014,13 +2016,13 @@
             <w:fldChar w:fldCharType="begin"/>
           </w:r>
           <w:r>
-            <w:instrText xml:space="preserve"> PAGEREF _Toc14260 \h </w:instrText>
+            <w:instrText xml:space="preserve"> PAGEREF _Toc13685 \h </w:instrText>
           </w:r>
           <w:r>
             <w:fldChar w:fldCharType="separate"/>
           </w:r>
           <w:r>
-            <w:t>6</w:t>
+            <w:t>1</w:t>
           </w:r>
           <w:r>
             <w:fldChar w:fldCharType="end"/>
@@ -2040,7 +2042,7 @@
             <w:fldChar w:fldCharType="begin"/>
           </w:r>
           <w:r>
-            <w:instrText xml:space="preserve"> HYPERLINK \l _Toc16449 </w:instrText>
+            <w:instrText xml:space="preserve"> HYPERLINK \l _Toc1006 </w:instrText>
           </w:r>
           <w:r>
             <w:fldChar w:fldCharType="separate"/>
@@ -2055,13 +2057,13 @@
             <w:fldChar w:fldCharType="begin"/>
           </w:r>
           <w:r>
-            <w:instrText xml:space="preserve"> PAGEREF _Toc16449 \h </w:instrText>
+            <w:instrText xml:space="preserve"> PAGEREF _Toc1006 \h </w:instrText>
           </w:r>
           <w:r>
             <w:fldChar w:fldCharType="separate"/>
           </w:r>
           <w:r>
-            <w:t>7</w:t>
+            <w:t>2</w:t>
           </w:r>
           <w:r>
             <w:fldChar w:fldCharType="end"/>
@@ -2081,7 +2083,7 @@
             <w:fldChar w:fldCharType="begin"/>
           </w:r>
           <w:r>
-            <w:instrText xml:space="preserve"> HYPERLINK \l _Toc28874 </w:instrText>
+            <w:instrText xml:space="preserve"> HYPERLINK \l _Toc8646 </w:instrText>
           </w:r>
           <w:r>
             <w:fldChar w:fldCharType="separate"/>
@@ -2107,13 +2109,13 @@
             <w:fldChar w:fldCharType="begin"/>
           </w:r>
           <w:r>
-            <w:instrText xml:space="preserve"> PAGEREF _Toc28874 \h </w:instrText>
+            <w:instrText xml:space="preserve"> PAGEREF _Toc8646 \h </w:instrText>
           </w:r>
           <w:r>
             <w:fldChar w:fldCharType="separate"/>
           </w:r>
           <w:r>
-            <w:t>7</w:t>
+            <w:t>2</w:t>
           </w:r>
           <w:r>
             <w:fldChar w:fldCharType="end"/>
@@ -2133,7 +2135,7 @@
             <w:fldChar w:fldCharType="begin"/>
           </w:r>
           <w:r>
-            <w:instrText xml:space="preserve"> HYPERLINK \l _Toc18517 </w:instrText>
+            <w:instrText xml:space="preserve"> HYPERLINK \l _Toc26849 </w:instrText>
           </w:r>
           <w:r>
             <w:fldChar w:fldCharType="separate"/>
@@ -2159,13 +2161,13 @@
             <w:fldChar w:fldCharType="begin"/>
           </w:r>
           <w:r>
-            <w:instrText xml:space="preserve"> PAGEREF _Toc18517 \h </w:instrText>
+            <w:instrText xml:space="preserve"> PAGEREF _Toc26849 \h </w:instrText>
           </w:r>
           <w:r>
             <w:fldChar w:fldCharType="separate"/>
           </w:r>
           <w:r>
-            <w:t>7</w:t>
+            <w:t>2</w:t>
           </w:r>
           <w:r>
             <w:fldChar w:fldCharType="end"/>
@@ -2185,7 +2187,7 @@
             <w:fldChar w:fldCharType="begin"/>
           </w:r>
           <w:r>
-            <w:instrText xml:space="preserve"> HYPERLINK \l _Toc28466 </w:instrText>
+            <w:instrText xml:space="preserve"> HYPERLINK \l _Toc15448 </w:instrText>
           </w:r>
           <w:r>
             <w:fldChar w:fldCharType="separate"/>
@@ -2209,13 +2211,13 @@
             <w:fldChar w:fldCharType="begin"/>
           </w:r>
           <w:r>
-            <w:instrText xml:space="preserve"> PAGEREF _Toc28466 \h </w:instrText>
+            <w:instrText xml:space="preserve"> PAGEREF _Toc15448 \h </w:instrText>
           </w:r>
           <w:r>
             <w:fldChar w:fldCharType="separate"/>
           </w:r>
           <w:r>
-            <w:t>9</w:t>
+            <w:t>4</w:t>
           </w:r>
           <w:r>
             <w:fldChar w:fldCharType="end"/>
@@ -2235,7 +2237,7 @@
             <w:fldChar w:fldCharType="begin"/>
           </w:r>
           <w:r>
-            <w:instrText xml:space="preserve"> HYPERLINK \l _Toc30540 </w:instrText>
+            <w:instrText xml:space="preserve"> HYPERLINK \l _Toc26509 </w:instrText>
           </w:r>
           <w:r>
             <w:fldChar w:fldCharType="separate"/>
@@ -2256,13 +2258,13 @@
             <w:fldChar w:fldCharType="begin"/>
           </w:r>
           <w:r>
-            <w:instrText xml:space="preserve"> PAGEREF _Toc30540 \h </w:instrText>
+            <w:instrText xml:space="preserve"> PAGEREF _Toc26509 \h </w:instrText>
           </w:r>
           <w:r>
             <w:fldChar w:fldCharType="separate"/>
           </w:r>
           <w:r>
-            <w:t>10</w:t>
+            <w:t>5</w:t>
           </w:r>
           <w:r>
             <w:fldChar w:fldCharType="end"/>
@@ -2283,7 +2285,7 @@
             <w:fldChar w:fldCharType="begin"/>
           </w:r>
           <w:r>
-            <w:instrText xml:space="preserve"> HYPERLINK \l _Toc6492 </w:instrText>
+            <w:instrText xml:space="preserve"> HYPERLINK \l _Toc21840 </w:instrText>
           </w:r>
           <w:r>
             <w:fldChar w:fldCharType="separate"/>
@@ -2305,13 +2307,13 @@
             <w:fldChar w:fldCharType="begin"/>
           </w:r>
           <w:r>
-            <w:instrText xml:space="preserve"> PAGEREF _Toc6492 \h </w:instrText>
+            <w:instrText xml:space="preserve"> PAGEREF _Toc21840 \h </w:instrText>
           </w:r>
           <w:r>
             <w:fldChar w:fldCharType="separate"/>
           </w:r>
           <w:r>
-            <w:t>11</w:t>
+            <w:t>6</w:t>
           </w:r>
           <w:r>
             <w:fldChar w:fldCharType="end"/>
@@ -2331,7 +2333,7 @@
             <w:fldChar w:fldCharType="begin"/>
           </w:r>
           <w:r>
-            <w:instrText xml:space="preserve"> HYPERLINK \l _Toc12999 </w:instrText>
+            <w:instrText xml:space="preserve"> HYPERLINK \l _Toc23892 </w:instrText>
           </w:r>
           <w:r>
             <w:fldChar w:fldCharType="separate"/>
@@ -2353,13 +2355,13 @@
             <w:fldChar w:fldCharType="begin"/>
           </w:r>
           <w:r>
-            <w:instrText xml:space="preserve"> PAGEREF _Toc12999 \h </w:instrText>
+            <w:instrText xml:space="preserve"> PAGEREF _Toc23892 \h </w:instrText>
           </w:r>
           <w:r>
             <w:fldChar w:fldCharType="separate"/>
           </w:r>
           <w:r>
-            <w:t>11</w:t>
+            <w:t>6</w:t>
           </w:r>
           <w:r>
             <w:fldChar w:fldCharType="end"/>
@@ -2379,7 +2381,7 @@
             <w:fldChar w:fldCharType="begin"/>
           </w:r>
           <w:r>
-            <w:instrText xml:space="preserve"> HYPERLINK \l _Toc7073 </w:instrText>
+            <w:instrText xml:space="preserve"> HYPERLINK \l _Toc13073 </w:instrText>
           </w:r>
           <w:r>
             <w:fldChar w:fldCharType="separate"/>
@@ -2398,13 +2400,13 @@
             <w:fldChar w:fldCharType="begin"/>
           </w:r>
           <w:r>
-            <w:instrText xml:space="preserve"> PAGEREF _Toc7073 \h </w:instrText>
+            <w:instrText xml:space="preserve"> PAGEREF _Toc13073 \h </w:instrText>
           </w:r>
           <w:r>
             <w:fldChar w:fldCharType="separate"/>
           </w:r>
           <w:r>
-            <w:t>13</w:t>
+            <w:t>8</w:t>
           </w:r>
           <w:r>
             <w:fldChar w:fldCharType="end"/>
@@ -2424,7 +2426,7 @@
             <w:fldChar w:fldCharType="begin"/>
           </w:r>
           <w:r>
-            <w:instrText xml:space="preserve"> HYPERLINK \l _Toc26097 </w:instrText>
+            <w:instrText xml:space="preserve"> HYPERLINK \l _Toc878 </w:instrText>
           </w:r>
           <w:r>
             <w:fldChar w:fldCharType="separate"/>
@@ -2443,13 +2445,13 @@
             <w:fldChar w:fldCharType="begin"/>
           </w:r>
           <w:r>
-            <w:instrText xml:space="preserve"> PAGEREF _Toc26097 \h </w:instrText>
+            <w:instrText xml:space="preserve"> PAGEREF _Toc878 \h </w:instrText>
           </w:r>
           <w:r>
             <w:fldChar w:fldCharType="separate"/>
           </w:r>
           <w:r>
-            <w:t>13</w:t>
+            <w:t>8</w:t>
           </w:r>
           <w:r>
             <w:fldChar w:fldCharType="end"/>
@@ -2469,7 +2471,7 @@
             <w:fldChar w:fldCharType="begin"/>
           </w:r>
           <w:r>
-            <w:instrText xml:space="preserve"> HYPERLINK \l _Toc19415 </w:instrText>
+            <w:instrText xml:space="preserve"> HYPERLINK \l _Toc3280 </w:instrText>
           </w:r>
           <w:r>
             <w:fldChar w:fldCharType="separate"/>
@@ -2488,13 +2490,13 @@
             <w:fldChar w:fldCharType="begin"/>
           </w:r>
           <w:r>
-            <w:instrText xml:space="preserve"> PAGEREF _Toc19415 \h </w:instrText>
+            <w:instrText xml:space="preserve"> PAGEREF _Toc3280 \h </w:instrText>
           </w:r>
           <w:r>
             <w:fldChar w:fldCharType="separate"/>
           </w:r>
           <w:r>
-            <w:t>13</w:t>
+            <w:t>8</w:t>
           </w:r>
           <w:r>
             <w:fldChar w:fldCharType="end"/>
@@ -2514,7 +2516,7 @@
             <w:fldChar w:fldCharType="begin"/>
           </w:r>
           <w:r>
-            <w:instrText xml:space="preserve"> HYPERLINK \l _Toc4437 </w:instrText>
+            <w:instrText xml:space="preserve"> HYPERLINK \l _Toc29612 </w:instrText>
           </w:r>
           <w:r>
             <w:fldChar w:fldCharType="separate"/>
@@ -2533,13 +2535,13 @@
             <w:fldChar w:fldCharType="begin"/>
           </w:r>
           <w:r>
-            <w:instrText xml:space="preserve"> PAGEREF _Toc4437 \h </w:instrText>
+            <w:instrText xml:space="preserve"> PAGEREF _Toc29612 \h </w:instrText>
           </w:r>
           <w:r>
             <w:fldChar w:fldCharType="separate"/>
           </w:r>
           <w:r>
-            <w:t>14</w:t>
+            <w:t>9</w:t>
           </w:r>
           <w:r>
             <w:fldChar w:fldCharType="end"/>
@@ -2559,7 +2561,7 @@
             <w:fldChar w:fldCharType="begin"/>
           </w:r>
           <w:r>
-            <w:instrText xml:space="preserve"> HYPERLINK \l _Toc19006 </w:instrText>
+            <w:instrText xml:space="preserve"> HYPERLINK \l _Toc7873 </w:instrText>
           </w:r>
           <w:r>
             <w:fldChar w:fldCharType="separate"/>
@@ -2578,13 +2580,13 @@
             <w:fldChar w:fldCharType="begin"/>
           </w:r>
           <w:r>
-            <w:instrText xml:space="preserve"> PAGEREF _Toc19006 \h </w:instrText>
+            <w:instrText xml:space="preserve"> PAGEREF _Toc7873 \h </w:instrText>
           </w:r>
           <w:r>
             <w:fldChar w:fldCharType="separate"/>
           </w:r>
           <w:r>
-            <w:t>15</w:t>
+            <w:t>10</w:t>
           </w:r>
           <w:r>
             <w:fldChar w:fldCharType="end"/>
@@ -2604,7 +2606,7 @@
             <w:fldChar w:fldCharType="begin"/>
           </w:r>
           <w:r>
-            <w:instrText xml:space="preserve"> HYPERLINK \l _Toc30346 </w:instrText>
+            <w:instrText xml:space="preserve"> HYPERLINK \l _Toc1144 </w:instrText>
           </w:r>
           <w:r>
             <w:fldChar w:fldCharType="separate"/>
@@ -2614,7 +2616,7 @@
               <w:rFonts w:hint="eastAsia"/>
               <w:lang w:val="en-US" w:eastAsia="zh-CN"/>
             </w:rPr>
-            <w:t>2.3 前沿矩阵的计算过程</w:t>
+            <w:t>2.3 重排序与消去树</w:t>
           </w:r>
           <w:r>
             <w:tab/>
@@ -2623,13 +2625,13 @@
             <w:fldChar w:fldCharType="begin"/>
           </w:r>
           <w:r>
-            <w:instrText xml:space="preserve"> PAGEREF _Toc30346 \h </w:instrText>
+            <w:instrText xml:space="preserve"> PAGEREF _Toc1144 \h </w:instrText>
           </w:r>
           <w:r>
             <w:fldChar w:fldCharType="separate"/>
           </w:r>
           <w:r>
-            <w:t>15</w:t>
+            <w:t>10</w:t>
           </w:r>
           <w:r>
             <w:fldChar w:fldCharType="end"/>
@@ -2649,7 +2651,7 @@
             <w:fldChar w:fldCharType="begin"/>
           </w:r>
           <w:r>
-            <w:instrText xml:space="preserve"> HYPERLINK \l _Toc21249 </w:instrText>
+            <w:instrText xml:space="preserve"> HYPERLINK \l _Toc19616 </w:instrText>
           </w:r>
           <w:r>
             <w:fldChar w:fldCharType="separate"/>
@@ -2659,7 +2661,7 @@
               <w:rFonts w:hint="eastAsia"/>
               <w:lang w:val="en-US" w:eastAsia="zh-CN"/>
             </w:rPr>
-            <w:t>2.3.1 主元矩阵分解</w:t>
+            <w:t>2.3.1 重排序</w:t>
           </w:r>
           <w:r>
             <w:tab/>
@@ -2668,13 +2670,13 @@
             <w:fldChar w:fldCharType="begin"/>
           </w:r>
           <w:r>
-            <w:instrText xml:space="preserve"> PAGEREF _Toc21249 \h </w:instrText>
+            <w:instrText xml:space="preserve"> PAGEREF _Toc19616 \h </w:instrText>
           </w:r>
           <w:r>
             <w:fldChar w:fldCharType="separate"/>
           </w:r>
           <w:r>
-            <w:t>16</w:t>
+            <w:t>10</w:t>
           </w:r>
           <w:r>
             <w:fldChar w:fldCharType="end"/>
@@ -2694,7 +2696,7 @@
             <w:fldChar w:fldCharType="begin"/>
           </w:r>
           <w:r>
-            <w:instrText xml:space="preserve"> HYPERLINK \l _Toc9784 </w:instrText>
+            <w:instrText xml:space="preserve"> HYPERLINK \l _Toc15788 </w:instrText>
           </w:r>
           <w:r>
             <w:fldChar w:fldCharType="separate"/>
@@ -2704,7 +2706,7 @@
               <w:rFonts w:hint="eastAsia"/>
               <w:lang w:val="en-US" w:eastAsia="zh-CN"/>
             </w:rPr>
-            <w:t>2.3.2 三角求解</w:t>
+            <w:t>2.3.2 最小度类重排序方法</w:t>
           </w:r>
           <w:r>
             <w:tab/>
@@ -2713,13 +2715,13 @@
             <w:fldChar w:fldCharType="begin"/>
           </w:r>
           <w:r>
-            <w:instrText xml:space="preserve"> PAGEREF _Toc9784 \h </w:instrText>
+            <w:instrText xml:space="preserve"> PAGEREF _Toc15788 \h </w:instrText>
           </w:r>
           <w:r>
             <w:fldChar w:fldCharType="separate"/>
           </w:r>
           <w:r>
-            <w:t>18</w:t>
+            <w:t>11</w:t>
           </w:r>
           <w:r>
             <w:fldChar w:fldCharType="end"/>
@@ -2739,7 +2741,7 @@
             <w:fldChar w:fldCharType="begin"/>
           </w:r>
           <w:r>
-            <w:instrText xml:space="preserve"> HYPERLINK \l _Toc3243 </w:instrText>
+            <w:instrText xml:space="preserve"> HYPERLINK \l _Toc11694 </w:instrText>
           </w:r>
           <w:r>
             <w:fldChar w:fldCharType="separate"/>
@@ -2749,7 +2751,7 @@
               <w:rFonts w:hint="eastAsia"/>
               <w:lang w:val="en-US" w:eastAsia="zh-CN"/>
             </w:rPr>
-            <w:t>2.3.3 舒尔补更新与更新矩阵的生成</w:t>
+            <w:t>2.3.3 消去树</w:t>
           </w:r>
           <w:r>
             <w:tab/>
@@ -2758,13 +2760,58 @@
             <w:fldChar w:fldCharType="begin"/>
           </w:r>
           <w:r>
-            <w:instrText xml:space="preserve"> PAGEREF _Toc3243 \h </w:instrText>
+            <w:instrText xml:space="preserve"> PAGEREF _Toc11694 \h </w:instrText>
           </w:r>
           <w:r>
             <w:fldChar w:fldCharType="separate"/>
           </w:r>
           <w:r>
-            <w:t>19</w:t>
+            <w:t>12</w:t>
+          </w:r>
+          <w:r>
+            <w:fldChar w:fldCharType="end"/>
+          </w:r>
+          <w:r>
+            <w:fldChar w:fldCharType="end"/>
+          </w:r>
+        </w:p>
+        <w:p>
+          <w:pPr>
+            <w:pStyle w:val="23"/>
+            <w:tabs>
+              <w:tab w:val="right" w:leader="dot" w:pos="8312"/>
+            </w:tabs>
+          </w:pPr>
+          <w:r>
+            <w:fldChar w:fldCharType="begin"/>
+          </w:r>
+          <w:r>
+            <w:instrText xml:space="preserve"> HYPERLINK \l _Toc29997 </w:instrText>
+          </w:r>
+          <w:r>
+            <w:fldChar w:fldCharType="separate"/>
+          </w:r>
+          <w:r>
+            <w:rPr>
+              <w:rFonts w:hint="eastAsia"/>
+              <w:lang w:val="en-US" w:eastAsia="zh-CN"/>
+            </w:rPr>
+            <w:t>2.4 前沿矩阵的计算过程</w:t>
+          </w:r>
+          <w:r>
+            <w:tab/>
+          </w:r>
+          <w:r>
+            <w:fldChar w:fldCharType="begin"/>
+          </w:r>
+          <w:r>
+            <w:instrText xml:space="preserve"> PAGEREF _Toc29997 \h </w:instrText>
+          </w:r>
+          <w:r>
+            <w:fldChar w:fldCharType="separate"/>
+          </w:r>
+          <w:r>
+            <w:t>13</w:t>
           </w:r>
           <w:r>
             <w:fldChar w:fldCharType="end"/>
@@ -2784,7 +2831,7 @@
             <w:fldChar w:fldCharType="begin"/>
           </w:r>
           <w:r>
-            <w:instrText xml:space="preserve"> HYPERLINK \l _Toc11070 </w:instrText>
+            <w:instrText xml:space="preserve"> HYPERLINK \l _Toc30031 </w:instrText>
           </w:r>
           <w:r>
             <w:fldChar w:fldCharType="separate"/>
@@ -2794,7 +2841,7 @@
               <w:rFonts w:hint="eastAsia"/>
               <w:lang w:val="en-US" w:eastAsia="zh-CN"/>
             </w:rPr>
-            <w:t>2.3.4 矩阵求解</w:t>
+            <w:t>2.4.1 主元矩阵分解</w:t>
           </w:r>
           <w:r>
             <w:tab/>
@@ -2803,13 +2850,148 @@
             <w:fldChar w:fldCharType="begin"/>
           </w:r>
           <w:r>
-            <w:instrText xml:space="preserve"> PAGEREF _Toc11070 \h </w:instrText>
+            <w:instrText xml:space="preserve"> PAGEREF _Toc30031 \h </w:instrText>
           </w:r>
           <w:r>
             <w:fldChar w:fldCharType="separate"/>
           </w:r>
           <w:r>
-            <w:t>20</w:t>
+            <w:t>14</w:t>
+          </w:r>
+          <w:r>
+            <w:fldChar w:fldCharType="end"/>
+          </w:r>
+          <w:r>
+            <w:fldChar w:fldCharType="end"/>
+          </w:r>
+        </w:p>
+        <w:p>
+          <w:pPr>
+            <w:pStyle w:val="13"/>
+            <w:tabs>
+              <w:tab w:val="right" w:leader="dot" w:pos="8312"/>
+            </w:tabs>
+          </w:pPr>
+          <w:r>
+            <w:fldChar w:fldCharType="begin"/>
+          </w:r>
+          <w:r>
+            <w:instrText xml:space="preserve"> HYPERLINK \l _Toc22906 </w:instrText>
+          </w:r>
+          <w:r>
+            <w:fldChar w:fldCharType="separate"/>
+          </w:r>
+          <w:r>
+            <w:rPr>
+              <w:rFonts w:hint="eastAsia"/>
+              <w:lang w:val="en-US" w:eastAsia="zh-CN"/>
+            </w:rPr>
+            <w:t>2.4.2 三角求解</w:t>
+          </w:r>
+          <w:r>
+            <w:tab/>
+          </w:r>
+          <w:r>
+            <w:fldChar w:fldCharType="begin"/>
+          </w:r>
+          <w:r>
+            <w:instrText xml:space="preserve"> PAGEREF _Toc22906 \h </w:instrText>
+          </w:r>
+          <w:r>
+            <w:fldChar w:fldCharType="separate"/>
+          </w:r>
+          <w:r>
+            <w:t>16</w:t>
+          </w:r>
+          <w:r>
+            <w:fldChar w:fldCharType="end"/>
+          </w:r>
+          <w:r>
+            <w:fldChar w:fldCharType="end"/>
+          </w:r>
+        </w:p>
+        <w:p>
+          <w:pPr>
+            <w:pStyle w:val="13"/>
+            <w:tabs>
+              <w:tab w:val="right" w:leader="dot" w:pos="8312"/>
+            </w:tabs>
+          </w:pPr>
+          <w:r>
+            <w:fldChar w:fldCharType="begin"/>
+          </w:r>
+          <w:r>
+            <w:instrText xml:space="preserve"> HYPERLINK \l _Toc1523 </w:instrText>
+          </w:r>
+          <w:r>
+            <w:fldChar w:fldCharType="separate"/>
+          </w:r>
+          <w:r>
+            <w:rPr>
+              <w:rFonts w:hint="eastAsia"/>
+              <w:lang w:val="en-US" w:eastAsia="zh-CN"/>
+            </w:rPr>
+            <w:t>2.4.3 舒尔补更新与更新矩阵的生成</w:t>
+          </w:r>
+          <w:r>
+            <w:tab/>
+          </w:r>
+          <w:r>
+            <w:fldChar w:fldCharType="begin"/>
+          </w:r>
+          <w:r>
+            <w:instrText xml:space="preserve"> PAGEREF _Toc1523 \h </w:instrText>
+          </w:r>
+          <w:r>
+            <w:fldChar w:fldCharType="separate"/>
+          </w:r>
+          <w:r>
+            <w:t>17</w:t>
+          </w:r>
+          <w:r>
+            <w:fldChar w:fldCharType="end"/>
+          </w:r>
+          <w:r>
+            <w:fldChar w:fldCharType="end"/>
+          </w:r>
+        </w:p>
+        <w:p>
+          <w:pPr>
+            <w:pStyle w:val="13"/>
+            <w:tabs>
+              <w:tab w:val="right" w:leader="dot" w:pos="8312"/>
+            </w:tabs>
+          </w:pPr>
+          <w:r>
+            <w:fldChar w:fldCharType="begin"/>
+          </w:r>
+          <w:r>
+            <w:instrText xml:space="preserve"> HYPERLINK \l _Toc8586 </w:instrText>
+          </w:r>
+          <w:r>
+            <w:fldChar w:fldCharType="separate"/>
+          </w:r>
+          <w:r>
+            <w:rPr>
+              <w:rFonts w:hint="eastAsia"/>
+              <w:lang w:val="en-US" w:eastAsia="zh-CN"/>
+            </w:rPr>
+            <w:t>2.4.4 矩阵求解</w:t>
+          </w:r>
+          <w:r>
+            <w:tab/>
+          </w:r>
+          <w:r>
+            <w:fldChar w:fldCharType="begin"/>
+          </w:r>
+          <w:r>
+            <w:instrText xml:space="preserve"> PAGEREF _Toc8586 \h </w:instrText>
+          </w:r>
+          <w:r>
+            <w:fldChar w:fldCharType="separate"/>
+          </w:r>
+          <w:r>
+            <w:t>18</w:t>
           </w:r>
           <w:r>
             <w:fldChar w:fldCharType="end"/>
@@ -2829,7 +3011,7 @@
             <w:fldChar w:fldCharType="begin"/>
           </w:r>
           <w:r>
-            <w:instrText xml:space="preserve"> HYPERLINK \l _Toc17202 </w:instrText>
+            <w:instrText xml:space="preserve"> HYPERLINK \l _Toc10226 </w:instrText>
           </w:r>
           <w:r>
             <w:fldChar w:fldCharType="separate"/>
@@ -2839,7 +3021,7 @@
               <w:rFonts w:hint="eastAsia"/>
               <w:lang w:val="en-US" w:eastAsia="zh-CN"/>
             </w:rPr>
-            <w:t>2.4 消去树的生成</w:t>
+            <w:t>2.5 矩阵计算核心</w:t>
           </w:r>
           <w:r>
             <w:tab/>
@@ -2848,13 +3030,13 @@
             <w:fldChar w:fldCharType="begin"/>
           </w:r>
           <w:r>
-            <w:instrText xml:space="preserve"> PAGEREF _Toc17202 \h </w:instrText>
+            <w:instrText xml:space="preserve"> PAGEREF _Toc10226 \h </w:instrText>
           </w:r>
           <w:r>
             <w:fldChar w:fldCharType="separate"/>
           </w:r>
           <w:r>
-            <w:t>20</w:t>
+            <w:t>18</w:t>
           </w:r>
           <w:r>
             <w:fldChar w:fldCharType="end"/>
@@ -2874,52 +3056,7 @@
             <w:fldChar w:fldCharType="begin"/>
           </w:r>
           <w:r>
-            <w:instrText xml:space="preserve"> HYPERLINK \l _Toc9213 </w:instrText>
-          </w:r>
-          <w:r>
-            <w:fldChar w:fldCharType="separate"/>
-          </w:r>
-          <w:r>
-            <w:rPr>
-              <w:rFonts w:hint="eastAsia"/>
-              <w:lang w:val="en-US" w:eastAsia="zh-CN"/>
-            </w:rPr>
-            <w:t>2.5 矩阵计算核心</w:t>
-          </w:r>
-          <w:r>
-            <w:tab/>
-          </w:r>
-          <w:r>
-            <w:fldChar w:fldCharType="begin"/>
-          </w:r>
-          <w:r>
-            <w:instrText xml:space="preserve"> PAGEREF _Toc9213 \h </w:instrText>
-          </w:r>
-          <w:r>
-            <w:fldChar w:fldCharType="separate"/>
-          </w:r>
-          <w:r>
-            <w:t>20</w:t>
-          </w:r>
-          <w:r>
-            <w:fldChar w:fldCharType="end"/>
-          </w:r>
-          <w:r>
-            <w:fldChar w:fldCharType="end"/>
-          </w:r>
-        </w:p>
-        <w:p>
-          <w:pPr>
-            <w:pStyle w:val="23"/>
-            <w:tabs>
-              <w:tab w:val="right" w:leader="dot" w:pos="8312"/>
-            </w:tabs>
-          </w:pPr>
-          <w:r>
-            <w:fldChar w:fldCharType="begin"/>
-          </w:r>
-          <w:r>
-            <w:instrText xml:space="preserve"> HYPERLINK \l _Toc15508 </w:instrText>
+            <w:instrText xml:space="preserve"> HYPERLINK \l _Toc5286 </w:instrText>
           </w:r>
           <w:r>
             <w:fldChar w:fldCharType="separate"/>
@@ -2938,13 +3075,13 @@
             <w:fldChar w:fldCharType="begin"/>
           </w:r>
           <w:r>
-            <w:instrText xml:space="preserve"> PAGEREF _Toc15508 \h </w:instrText>
+            <w:instrText xml:space="preserve"> PAGEREF _Toc5286 \h </w:instrText>
           </w:r>
           <w:r>
             <w:fldChar w:fldCharType="separate"/>
           </w:r>
           <w:r>
-            <w:t>20</w:t>
+            <w:t>18</w:t>
           </w:r>
           <w:r>
             <w:fldChar w:fldCharType="end"/>
@@ -2965,7 +3102,7 @@
             <w:fldChar w:fldCharType="begin"/>
           </w:r>
           <w:r>
-            <w:instrText xml:space="preserve"> HYPERLINK \l _Toc25370 </w:instrText>
+            <w:instrText xml:space="preserve"> HYPERLINK \l _Toc27766 </w:instrText>
           </w:r>
           <w:r>
             <w:fldChar w:fldCharType="separate"/>
@@ -2996,13 +3133,13 @@
             <w:fldChar w:fldCharType="begin"/>
           </w:r>
           <w:r>
-            <w:instrText xml:space="preserve"> PAGEREF _Toc25370 \h </w:instrText>
+            <w:instrText xml:space="preserve"> PAGEREF _Toc27766 \h </w:instrText>
           </w:r>
           <w:r>
             <w:fldChar w:fldCharType="separate"/>
           </w:r>
           <w:r>
-            <w:t>21</w:t>
+            <w:t>19</w:t>
           </w:r>
           <w:r>
             <w:fldChar w:fldCharType="end"/>
@@ -3022,19 +3159,13 @@
             <w:fldChar w:fldCharType="begin"/>
           </w:r>
           <w:r>
-            <w:instrText xml:space="preserve"> HYPERLINK \l _Toc31508 </w:instrText>
+            <w:instrText xml:space="preserve"> HYPERLINK \l _Toc29230 </w:instrText>
           </w:r>
           <w:r>
             <w:fldChar w:fldCharType="separate"/>
           </w:r>
           <w:r>
-            <w:t xml:space="preserve">3.1 </w:t>
-          </w:r>
-          <w:r>
-            <w:rPr>
-              <w:rFonts w:hint="eastAsia"/>
-            </w:rPr>
-            <w:t>交叉开关原理</w:t>
+            <w:t>3.1</w:t>
           </w:r>
           <w:r>
             <w:tab/>
@@ -3043,13 +3174,13 @@
             <w:fldChar w:fldCharType="begin"/>
           </w:r>
           <w:r>
-            <w:instrText xml:space="preserve"> PAGEREF _Toc31508 \h </w:instrText>
+            <w:instrText xml:space="preserve"> PAGEREF _Toc29230 \h </w:instrText>
           </w:r>
           <w:r>
             <w:fldChar w:fldCharType="separate"/>
           </w:r>
           <w:r>
-            <w:t>21</w:t>
+            <w:t>19</w:t>
           </w:r>
           <w:r>
             <w:fldChar w:fldCharType="end"/>
@@ -3069,19 +3200,13 @@
             <w:fldChar w:fldCharType="begin"/>
           </w:r>
           <w:r>
-            <w:instrText xml:space="preserve"> HYPERLINK \l _Toc15157 </w:instrText>
+            <w:instrText xml:space="preserve"> HYPERLINK \l _Toc17594 </w:instrText>
           </w:r>
           <w:r>
             <w:fldChar w:fldCharType="separate"/>
           </w:r>
           <w:r>
-            <w:t xml:space="preserve">3.2 </w:t>
-          </w:r>
-          <w:r>
-            <w:rPr>
-              <w:rFonts w:hint="eastAsia"/>
-            </w:rPr>
-            <w:t>网络冲突分析</w:t>
+            <w:t>3.2</w:t>
           </w:r>
           <w:r>
             <w:tab/>
@@ -3090,13 +3215,13 @@
             <w:fldChar w:fldCharType="begin"/>
           </w:r>
           <w:r>
-            <w:instrText xml:space="preserve"> PAGEREF _Toc15157 \h </w:instrText>
+            <w:instrText xml:space="preserve"> PAGEREF _Toc17594 \h </w:instrText>
           </w:r>
           <w:r>
             <w:fldChar w:fldCharType="separate"/>
           </w:r>
           <w:r>
-            <w:t>21</w:t>
+            <w:t>19</w:t>
           </w:r>
           <w:r>
             <w:fldChar w:fldCharType="end"/>
@@ -3116,19 +3241,13 @@
             <w:fldChar w:fldCharType="begin"/>
           </w:r>
           <w:r>
-            <w:instrText xml:space="preserve"> HYPERLINK \l _Toc8851 </w:instrText>
+            <w:instrText xml:space="preserve"> HYPERLINK \l _Toc16488 </w:instrText>
           </w:r>
           <w:r>
             <w:fldChar w:fldCharType="separate"/>
           </w:r>
           <w:r>
-            <w:t xml:space="preserve">3.3 </w:t>
-          </w:r>
-          <w:r>
-            <w:rPr>
-              <w:rFonts w:hint="eastAsia"/>
-            </w:rPr>
-            <w:t>流量控制</w:t>
+            <w:t>3.3</w:t>
           </w:r>
           <w:r>
             <w:tab/>
@@ -3137,13 +3256,13 @@
             <w:fldChar w:fldCharType="begin"/>
           </w:r>
           <w:r>
-            <w:instrText xml:space="preserve"> PAGEREF _Toc8851 \h </w:instrText>
+            <w:instrText xml:space="preserve"> PAGEREF _Toc16488 \h </w:instrText>
           </w:r>
           <w:r>
             <w:fldChar w:fldCharType="separate"/>
           </w:r>
           <w:r>
-            <w:t>21</w:t>
+            <w:t>19</w:t>
           </w:r>
           <w:r>
             <w:fldChar w:fldCharType="end"/>
@@ -3163,19 +3282,13 @@
             <w:fldChar w:fldCharType="begin"/>
           </w:r>
           <w:r>
-            <w:instrText xml:space="preserve"> HYPERLINK \l _Toc30051 </w:instrText>
+            <w:instrText xml:space="preserve"> HYPERLINK \l _Toc22555 </w:instrText>
           </w:r>
           <w:r>
             <w:fldChar w:fldCharType="separate"/>
           </w:r>
           <w:r>
-            <w:t xml:space="preserve">3.4 </w:t>
-          </w:r>
-          <w:r>
-            <w:rPr>
-              <w:rFonts w:hint="eastAsia"/>
-            </w:rPr>
-            <w:t>交叉节点设计</w:t>
+            <w:t>3.4</w:t>
           </w:r>
           <w:r>
             <w:tab/>
@@ -3184,13 +3297,13 @@
             <w:fldChar w:fldCharType="begin"/>
           </w:r>
           <w:r>
-            <w:instrText xml:space="preserve"> PAGEREF _Toc30051 \h </w:instrText>
+            <w:instrText xml:space="preserve"> PAGEREF _Toc22555 \h </w:instrText>
           </w:r>
           <w:r>
             <w:fldChar w:fldCharType="separate"/>
           </w:r>
           <w:r>
-            <w:t>21</w:t>
+            <w:t>19</w:t>
           </w:r>
           <w:r>
             <w:fldChar w:fldCharType="end"/>
@@ -3210,19 +3323,13 @@
             <w:fldChar w:fldCharType="begin"/>
           </w:r>
           <w:r>
-            <w:instrText xml:space="preserve"> HYPERLINK \l _Toc8615 </w:instrText>
+            <w:instrText xml:space="preserve"> HYPERLINK \l _Toc703 </w:instrText>
           </w:r>
           <w:r>
             <w:fldChar w:fldCharType="separate"/>
           </w:r>
           <w:r>
-            <w:t xml:space="preserve">3.5 </w:t>
-          </w:r>
-          <w:r>
-            <w:rPr>
-              <w:rFonts w:hint="eastAsia"/>
-            </w:rPr>
-            <w:t>具体实现</w:t>
+            <w:t>3.5</w:t>
           </w:r>
           <w:r>
             <w:tab/>
@@ -3231,13 +3338,13 @@
             <w:fldChar w:fldCharType="begin"/>
           </w:r>
           <w:r>
-            <w:instrText xml:space="preserve"> PAGEREF _Toc8615 \h </w:instrText>
+            <w:instrText xml:space="preserve"> PAGEREF _Toc703 \h </w:instrText>
           </w:r>
           <w:r>
             <w:fldChar w:fldCharType="separate"/>
           </w:r>
           <w:r>
-            <w:t>21</w:t>
+            <w:t>19</w:t>
           </w:r>
           <w:r>
             <w:fldChar w:fldCharType="end"/>
@@ -3257,19 +3364,13 @@
             <w:fldChar w:fldCharType="begin"/>
           </w:r>
           <w:r>
-            <w:instrText xml:space="preserve"> HYPERLINK \l _Toc12399 </w:instrText>
+            <w:instrText xml:space="preserve"> HYPERLINK \l _Toc14284 </w:instrText>
           </w:r>
           <w:r>
             <w:fldChar w:fldCharType="separate"/>
           </w:r>
           <w:r>
-            <w:t xml:space="preserve">3.6 </w:t>
-          </w:r>
-          <w:r>
-            <w:rPr>
-              <w:rFonts w:hint="eastAsia"/>
-            </w:rPr>
-            <w:t>仿真测试</w:t>
+            <w:t>3.6</w:t>
           </w:r>
           <w:r>
             <w:tab/>
@@ -3278,13 +3379,13 @@
             <w:fldChar w:fldCharType="begin"/>
           </w:r>
           <w:r>
-            <w:instrText xml:space="preserve"> PAGEREF _Toc12399 \h </w:instrText>
+            <w:instrText xml:space="preserve"> PAGEREF _Toc14284 \h </w:instrText>
           </w:r>
           <w:r>
             <w:fldChar w:fldCharType="separate"/>
           </w:r>
           <w:r>
-            <w:t>21</w:t>
+            <w:t>19</w:t>
           </w:r>
           <w:r>
             <w:fldChar w:fldCharType="end"/>
@@ -3304,19 +3405,13 @@
             <w:fldChar w:fldCharType="begin"/>
           </w:r>
           <w:r>
-            <w:instrText xml:space="preserve"> HYPERLINK \l _Toc1105 </w:instrText>
+            <w:instrText xml:space="preserve"> HYPERLINK \l _Toc6953 </w:instrText>
           </w:r>
           <w:r>
             <w:fldChar w:fldCharType="separate"/>
           </w:r>
           <w:r>
-            <w:t xml:space="preserve">3.7 </w:t>
-          </w:r>
-          <w:r>
-            <w:rPr>
-              <w:rFonts w:hint="eastAsia"/>
-            </w:rPr>
-            <w:t>本章小结</w:t>
+            <w:t>3.7</w:t>
           </w:r>
           <w:r>
             <w:tab/>
@@ -3325,13 +3420,13 @@
             <w:fldChar w:fldCharType="begin"/>
           </w:r>
           <w:r>
-            <w:instrText xml:space="preserve"> PAGEREF _Toc1105 \h </w:instrText>
+            <w:instrText xml:space="preserve"> PAGEREF _Toc6953 \h </w:instrText>
           </w:r>
           <w:r>
             <w:fldChar w:fldCharType="separate"/>
           </w:r>
           <w:r>
-            <w:t>21</w:t>
+            <w:t>19</w:t>
           </w:r>
           <w:r>
             <w:fldChar w:fldCharType="end"/>
@@ -3352,7 +3447,7 @@
             <w:fldChar w:fldCharType="begin"/>
           </w:r>
           <w:r>
-            <w:instrText xml:space="preserve"> HYPERLINK \l _Toc5931 </w:instrText>
+            <w:instrText xml:space="preserve"> HYPERLINK \l _Toc17719 </w:instrText>
           </w:r>
           <w:r>
             <w:fldChar w:fldCharType="separate"/>
@@ -3383,13 +3478,13 @@
             <w:fldChar w:fldCharType="begin"/>
           </w:r>
           <w:r>
-            <w:instrText xml:space="preserve"> PAGEREF _Toc5931 \h </w:instrText>
+            <w:instrText xml:space="preserve"> PAGEREF _Toc17719 \h </w:instrText>
           </w:r>
           <w:r>
             <w:fldChar w:fldCharType="separate"/>
           </w:r>
           <w:r>
-            <w:t>22</w:t>
+            <w:t>20</w:t>
           </w:r>
           <w:r>
             <w:fldChar w:fldCharType="end"/>
@@ -3409,19 +3504,13 @@
             <w:fldChar w:fldCharType="begin"/>
           </w:r>
           <w:r>
-            <w:instrText xml:space="preserve"> HYPERLINK \l _Toc17800 </w:instrText>
+            <w:instrText xml:space="preserve"> HYPERLINK \l _Toc30602 </w:instrText>
           </w:r>
           <w:r>
             <w:fldChar w:fldCharType="separate"/>
           </w:r>
           <w:r>
-            <w:t xml:space="preserve">4.1 </w:t>
-          </w:r>
-          <w:r>
-            <w:rPr>
-              <w:rFonts w:hint="eastAsia"/>
-            </w:rPr>
-            <w:t>交叉开关网络拓扑</w:t>
+            <w:t>4.1</w:t>
           </w:r>
           <w:r>
             <w:tab/>
@@ -3430,13 +3519,13 @@
             <w:fldChar w:fldCharType="begin"/>
           </w:r>
           <w:r>
-            <w:instrText xml:space="preserve"> PAGEREF _Toc17800 \h </w:instrText>
+            <w:instrText xml:space="preserve"> PAGEREF _Toc30602 \h </w:instrText>
           </w:r>
           <w:r>
             <w:fldChar w:fldCharType="separate"/>
           </w:r>
           <w:r>
-            <w:t>22</w:t>
+            <w:t>20</w:t>
           </w:r>
           <w:r>
             <w:fldChar w:fldCharType="end"/>
@@ -3456,19 +3545,13 @@
             <w:fldChar w:fldCharType="begin"/>
           </w:r>
           <w:r>
-            <w:instrText xml:space="preserve"> HYPERLINK \l _Toc3683 </w:instrText>
+            <w:instrText xml:space="preserve"> HYPERLINK \l _Toc2124 </w:instrText>
           </w:r>
           <w:r>
             <w:fldChar w:fldCharType="separate"/>
           </w:r>
           <w:r>
-            <w:t xml:space="preserve">4.2 </w:t>
-          </w:r>
-          <w:r>
-            <w:rPr>
-              <w:rFonts w:hint="eastAsia"/>
-            </w:rPr>
-            <w:t>互联机制</w:t>
+            <w:t>4.2</w:t>
           </w:r>
           <w:r>
             <w:tab/>
@@ -3477,13 +3560,13 @@
             <w:fldChar w:fldCharType="begin"/>
           </w:r>
           <w:r>
-            <w:instrText xml:space="preserve"> PAGEREF _Toc3683 \h </w:instrText>
+            <w:instrText xml:space="preserve"> PAGEREF _Toc2124 \h </w:instrText>
           </w:r>
           <w:r>
             <w:fldChar w:fldCharType="separate"/>
           </w:r>
           <w:r>
-            <w:t>22</w:t>
+            <w:t>20</w:t>
           </w:r>
           <w:r>
             <w:fldChar w:fldCharType="end"/>
@@ -3503,19 +3586,13 @@
             <w:fldChar w:fldCharType="begin"/>
           </w:r>
           <w:r>
-            <w:instrText xml:space="preserve"> HYPERLINK \l _Toc24047 </w:instrText>
+            <w:instrText xml:space="preserve"> HYPERLINK \l _Toc29509 </w:instrText>
           </w:r>
           <w:r>
             <w:fldChar w:fldCharType="separate"/>
           </w:r>
           <w:r>
-            <w:t xml:space="preserve">4.3 </w:t>
-          </w:r>
-          <w:r>
-            <w:rPr>
-              <w:rFonts w:hint="eastAsia"/>
-            </w:rPr>
-            <w:t>仿真测试</w:t>
+            <w:t>4.3</w:t>
           </w:r>
           <w:r>
             <w:tab/>
@@ -3524,13 +3601,13 @@
             <w:fldChar w:fldCharType="begin"/>
           </w:r>
           <w:r>
-            <w:instrText xml:space="preserve"> PAGEREF _Toc24047 \h </w:instrText>
+            <w:instrText xml:space="preserve"> PAGEREF _Toc29509 \h </w:instrText>
           </w:r>
           <w:r>
             <w:fldChar w:fldCharType="separate"/>
           </w:r>
           <w:r>
-            <w:t>22</w:t>
+            <w:t>20</w:t>
           </w:r>
           <w:r>
             <w:fldChar w:fldCharType="end"/>
@@ -3550,19 +3627,13 @@
             <w:fldChar w:fldCharType="begin"/>
           </w:r>
           <w:r>
-            <w:instrText xml:space="preserve"> HYPERLINK \l _Toc16163 </w:instrText>
+            <w:instrText xml:space="preserve"> HYPERLINK \l _Toc23880 </w:instrText>
           </w:r>
           <w:r>
             <w:fldChar w:fldCharType="separate"/>
           </w:r>
           <w:r>
-            <w:t xml:space="preserve">4.4 </w:t>
-          </w:r>
-          <w:r>
-            <w:rPr>
-              <w:rFonts w:hint="eastAsia"/>
-            </w:rPr>
-            <w:t>本章小结</w:t>
+            <w:t>4.4</w:t>
           </w:r>
           <w:r>
             <w:tab/>
@@ -3571,13 +3642,13 @@
             <w:fldChar w:fldCharType="begin"/>
           </w:r>
           <w:r>
-            <w:instrText xml:space="preserve"> PAGEREF _Toc16163 \h </w:instrText>
+            <w:instrText xml:space="preserve"> PAGEREF _Toc23880 \h </w:instrText>
           </w:r>
           <w:r>
             <w:fldChar w:fldCharType="separate"/>
           </w:r>
           <w:r>
-            <w:t>22</w:t>
+            <w:t>20</w:t>
           </w:r>
           <w:r>
             <w:fldChar w:fldCharType="end"/>
@@ -3598,7 +3669,7 @@
             <w:fldChar w:fldCharType="begin"/>
           </w:r>
           <w:r>
-            <w:instrText xml:space="preserve"> HYPERLINK \l _Toc370 </w:instrText>
+            <w:instrText xml:space="preserve"> HYPERLINK \l _Toc22121 </w:instrText>
           </w:r>
           <w:r>
             <w:fldChar w:fldCharType="separate"/>
@@ -3629,13 +3700,13 @@
             <w:fldChar w:fldCharType="begin"/>
           </w:r>
           <w:r>
-            <w:instrText xml:space="preserve"> PAGEREF _Toc370 \h </w:instrText>
+            <w:instrText xml:space="preserve"> PAGEREF _Toc22121 \h </w:instrText>
           </w:r>
           <w:r>
             <w:fldChar w:fldCharType="separate"/>
           </w:r>
           <w:r>
-            <w:t>23</w:t>
+            <w:t>21</w:t>
           </w:r>
           <w:r>
             <w:fldChar w:fldCharType="end"/>
@@ -3655,19 +3726,13 @@
             <w:fldChar w:fldCharType="begin"/>
           </w:r>
           <w:r>
-            <w:instrText xml:space="preserve"> HYPERLINK \l _Toc18544 </w:instrText>
+            <w:instrText xml:space="preserve"> HYPERLINK \l _Toc23995 </w:instrText>
           </w:r>
           <w:r>
             <w:fldChar w:fldCharType="separate"/>
           </w:r>
           <w:r>
-            <w:t xml:space="preserve">5.1 </w:t>
-          </w:r>
-          <w:r>
-            <w:rPr>
-              <w:rFonts w:hint="eastAsia"/>
-            </w:rPr>
-            <w:t>整体架构</w:t>
+            <w:t>5.1</w:t>
           </w:r>
           <w:r>
             <w:tab/>
@@ -3676,13 +3741,13 @@
             <w:fldChar w:fldCharType="begin"/>
           </w:r>
           <w:r>
-            <w:instrText xml:space="preserve"> PAGEREF _Toc18544 \h </w:instrText>
+            <w:instrText xml:space="preserve"> PAGEREF _Toc23995 \h </w:instrText>
           </w:r>
           <w:r>
             <w:fldChar w:fldCharType="separate"/>
           </w:r>
           <w:r>
-            <w:t>23</w:t>
+            <w:t>21</w:t>
           </w:r>
           <w:r>
             <w:fldChar w:fldCharType="end"/>
@@ -3702,19 +3767,13 @@
             <w:fldChar w:fldCharType="begin"/>
           </w:r>
           <w:r>
-            <w:instrText xml:space="preserve"> HYPERLINK \l _Toc19108 </w:instrText>
+            <w:instrText xml:space="preserve"> HYPERLINK \l _Toc26384 </w:instrText>
           </w:r>
           <w:r>
             <w:fldChar w:fldCharType="separate"/>
           </w:r>
           <w:r>
-            <w:t xml:space="preserve">5.2 </w:t>
-          </w:r>
-          <w:r>
-            <w:rPr>
-              <w:rFonts w:hint="eastAsia"/>
-            </w:rPr>
-            <w:t>帧切分模块</w:t>
+            <w:t>5.2</w:t>
           </w:r>
           <w:r>
             <w:tab/>
@@ -3723,13 +3782,13 @@
             <w:fldChar w:fldCharType="begin"/>
           </w:r>
           <w:r>
-            <w:instrText xml:space="preserve"> PAGEREF _Toc19108 \h </w:instrText>
+            <w:instrText xml:space="preserve"> PAGEREF _Toc26384 \h </w:instrText>
           </w:r>
           <w:r>
             <w:fldChar w:fldCharType="separate"/>
           </w:r>
           <w:r>
-            <w:t>23</w:t>
+            <w:t>21</w:t>
           </w:r>
           <w:r>
             <w:fldChar w:fldCharType="end"/>
@@ -3749,19 +3808,13 @@
             <w:fldChar w:fldCharType="begin"/>
           </w:r>
           <w:r>
-            <w:instrText xml:space="preserve"> HYPERLINK \l _Toc31664 </w:instrText>
+            <w:instrText xml:space="preserve"> HYPERLINK \l _Toc18147 </w:instrText>
           </w:r>
           <w:r>
             <w:fldChar w:fldCharType="separate"/>
           </w:r>
           <w:r>
-            <w:t xml:space="preserve">5.3 </w:t>
-          </w:r>
-          <w:r>
-            <w:rPr>
-              <w:rFonts w:hint="eastAsia"/>
-            </w:rPr>
-            <w:t>帧重组模块</w:t>
+            <w:t>5.3</w:t>
           </w:r>
           <w:r>
             <w:tab/>
@@ -3770,13 +3823,13 @@
             <w:fldChar w:fldCharType="begin"/>
           </w:r>
           <w:r>
-            <w:instrText xml:space="preserve"> PAGEREF _Toc31664 \h </w:instrText>
+            <w:instrText xml:space="preserve"> PAGEREF _Toc18147 \h </w:instrText>
           </w:r>
           <w:r>
             <w:fldChar w:fldCharType="separate"/>
           </w:r>
           <w:r>
-            <w:t>23</w:t>
+            <w:t>21</w:t>
           </w:r>
           <w:r>
             <w:fldChar w:fldCharType="end"/>
@@ -3796,19 +3849,13 @@
             <w:fldChar w:fldCharType="begin"/>
           </w:r>
           <w:r>
-            <w:instrText xml:space="preserve"> HYPERLINK \l _Toc18949 </w:instrText>
+            <w:instrText xml:space="preserve"> HYPERLINK \l _Toc26346 </w:instrText>
           </w:r>
           <w:r>
             <w:fldChar w:fldCharType="separate"/>
           </w:r>
           <w:r>
-            <w:t xml:space="preserve">5.4 </w:t>
-          </w:r>
-          <w:r>
-            <w:rPr>
-              <w:rFonts w:hint="eastAsia"/>
-            </w:rPr>
-            <w:t>本章小结</w:t>
+            <w:t>5.4</w:t>
           </w:r>
           <w:r>
             <w:tab/>
@@ -3817,13 +3864,13 @@
             <w:fldChar w:fldCharType="begin"/>
           </w:r>
           <w:r>
-            <w:instrText xml:space="preserve"> PAGEREF _Toc18949 \h </w:instrText>
+            <w:instrText xml:space="preserve"> PAGEREF _Toc26346 \h </w:instrText>
           </w:r>
           <w:r>
             <w:fldChar w:fldCharType="separate"/>
           </w:r>
           <w:r>
-            <w:t>23</w:t>
+            <w:t>21</w:t>
           </w:r>
           <w:r>
             <w:fldChar w:fldCharType="end"/>
@@ -3844,7 +3891,7 @@
             <w:fldChar w:fldCharType="begin"/>
           </w:r>
           <w:r>
-            <w:instrText xml:space="preserve"> HYPERLINK \l _Toc24905 </w:instrText>
+            <w:instrText xml:space="preserve"> HYPERLINK \l _Toc28548 </w:instrText>
           </w:r>
           <w:r>
             <w:fldChar w:fldCharType="separate"/>
@@ -3875,13 +3922,13 @@
             <w:fldChar w:fldCharType="begin"/>
           </w:r>
           <w:r>
-            <w:instrText xml:space="preserve"> PAGEREF _Toc24905 \h </w:instrText>
+            <w:instrText xml:space="preserve"> PAGEREF _Toc28548 \h </w:instrText>
           </w:r>
           <w:r>
             <w:fldChar w:fldCharType="separate"/>
           </w:r>
           <w:r>
-            <w:t>24</w:t>
+            <w:t>22</w:t>
           </w:r>
           <w:r>
             <w:fldChar w:fldCharType="end"/>
@@ -3901,19 +3948,13 @@
             <w:fldChar w:fldCharType="begin"/>
           </w:r>
           <w:r>
-            <w:instrText xml:space="preserve"> HYPERLINK \l _Toc24743 </w:instrText>
+            <w:instrText xml:space="preserve"> HYPERLINK \l _Toc26135 </w:instrText>
           </w:r>
           <w:r>
             <w:fldChar w:fldCharType="separate"/>
           </w:r>
           <w:r>
-            <w:t xml:space="preserve">6.1 </w:t>
-          </w:r>
-          <w:r>
-            <w:rPr>
-              <w:rFonts w:hint="eastAsia"/>
-            </w:rPr>
-            <w:t>ASIC设计流程</w:t>
+            <w:t>6.1</w:t>
           </w:r>
           <w:r>
             <w:tab/>
@@ -3922,13 +3963,13 @@
             <w:fldChar w:fldCharType="begin"/>
           </w:r>
           <w:r>
-            <w:instrText xml:space="preserve"> PAGEREF _Toc24743 \h </w:instrText>
+            <w:instrText xml:space="preserve"> PAGEREF _Toc26135 \h </w:instrText>
           </w:r>
           <w:r>
             <w:fldChar w:fldCharType="separate"/>
           </w:r>
           <w:r>
-            <w:t>24</w:t>
+            <w:t>22</w:t>
           </w:r>
           <w:r>
             <w:fldChar w:fldCharType="end"/>
@@ -3948,19 +3989,13 @@
             <w:fldChar w:fldCharType="begin"/>
           </w:r>
           <w:r>
-            <w:instrText xml:space="preserve"> HYPERLINK \l _Toc28481 </w:instrText>
+            <w:instrText xml:space="preserve"> HYPERLINK \l _Toc12781 </w:instrText>
           </w:r>
           <w:r>
             <w:fldChar w:fldCharType="separate"/>
           </w:r>
           <w:r>
-            <w:t xml:space="preserve">6.2 </w:t>
-          </w:r>
-          <w:r>
-            <w:rPr>
-              <w:rFonts w:hint="eastAsia"/>
-            </w:rPr>
-            <w:t>前端流程</w:t>
+            <w:t>6.2</w:t>
           </w:r>
           <w:r>
             <w:tab/>
@@ -3969,13 +4004,13 @@
             <w:fldChar w:fldCharType="begin"/>
           </w:r>
           <w:r>
-            <w:instrText xml:space="preserve"> PAGEREF _Toc28481 \h </w:instrText>
+            <w:instrText xml:space="preserve"> PAGEREF _Toc12781 \h </w:instrText>
           </w:r>
           <w:r>
             <w:fldChar w:fldCharType="separate"/>
           </w:r>
           <w:r>
-            <w:t>24</w:t>
+            <w:t>22</w:t>
           </w:r>
           <w:r>
             <w:fldChar w:fldCharType="end"/>
@@ -3995,19 +4030,13 @@
             <w:fldChar w:fldCharType="begin"/>
           </w:r>
           <w:r>
-            <w:instrText xml:space="preserve"> HYPERLINK \l _Toc18630 </w:instrText>
+            <w:instrText xml:space="preserve"> HYPERLINK \l _Toc23981 </w:instrText>
           </w:r>
           <w:r>
             <w:fldChar w:fldCharType="separate"/>
           </w:r>
           <w:r>
-            <w:t xml:space="preserve">6.3 </w:t>
-          </w:r>
-          <w:r>
-            <w:rPr>
-              <w:rFonts w:hint="eastAsia"/>
-            </w:rPr>
-            <w:t>仿真测试及结果分析</w:t>
+            <w:t>6.3</w:t>
           </w:r>
           <w:r>
             <w:tab/>
@@ -4016,13 +4045,13 @@
             <w:fldChar w:fldCharType="begin"/>
           </w:r>
           <w:r>
-            <w:instrText xml:space="preserve"> PAGEREF _Toc18630 \h </w:instrText>
+            <w:instrText xml:space="preserve"> PAGEREF _Toc23981 \h </w:instrText>
           </w:r>
           <w:r>
             <w:fldChar w:fldCharType="separate"/>
           </w:r>
           <w:r>
-            <w:t>24</w:t>
+            <w:t>22</w:t>
           </w:r>
           <w:r>
             <w:fldChar w:fldCharType="end"/>
@@ -4042,19 +4071,13 @@
             <w:fldChar w:fldCharType="begin"/>
           </w:r>
           <w:r>
-            <w:instrText xml:space="preserve"> HYPERLINK \l _Toc27115 </w:instrText>
+            <w:instrText xml:space="preserve"> HYPERLINK \l _Toc4817 </w:instrText>
           </w:r>
           <w:r>
             <w:fldChar w:fldCharType="separate"/>
           </w:r>
           <w:r>
-            <w:t xml:space="preserve">6.4 </w:t>
-          </w:r>
-          <w:r>
-            <w:rPr>
-              <w:rFonts w:hint="eastAsia"/>
-            </w:rPr>
-            <w:t>本章小结</w:t>
+            <w:t>6.4</w:t>
           </w:r>
           <w:r>
             <w:tab/>
@@ -4063,13 +4086,13 @@
             <w:fldChar w:fldCharType="begin"/>
           </w:r>
           <w:r>
-            <w:instrText xml:space="preserve"> PAGEREF _Toc27115 \h </w:instrText>
+            <w:instrText xml:space="preserve"> PAGEREF _Toc4817 \h </w:instrText>
           </w:r>
           <w:r>
             <w:fldChar w:fldCharType="separate"/>
           </w:r>
           <w:r>
-            <w:t>24</w:t>
+            <w:t>22</w:t>
           </w:r>
           <w:r>
             <w:fldChar w:fldCharType="end"/>
@@ -4090,7 +4113,7 @@
             <w:fldChar w:fldCharType="begin"/>
           </w:r>
           <w:r>
-            <w:instrText xml:space="preserve"> HYPERLINK \l _Toc1103 </w:instrText>
+            <w:instrText xml:space="preserve"> HYPERLINK \l _Toc22440 </w:instrText>
           </w:r>
           <w:r>
             <w:fldChar w:fldCharType="separate"/>
@@ -4105,13 +4128,13 @@
             <w:fldChar w:fldCharType="begin"/>
           </w:r>
           <w:r>
-            <w:instrText xml:space="preserve"> PAGEREF _Toc1103 \h </w:instrText>
+            <w:instrText xml:space="preserve"> PAGEREF _Toc22440 \h </w:instrText>
           </w:r>
           <w:r>
             <w:fldChar w:fldCharType="separate"/>
           </w:r>
           <w:r>
-            <w:t>25</w:t>
+            <w:t>23</w:t>
           </w:r>
           <w:r>
             <w:fldChar w:fldCharType="end"/>
@@ -4132,7 +4155,7 @@
             <w:fldChar w:fldCharType="begin"/>
           </w:r>
           <w:r>
-            <w:instrText xml:space="preserve"> HYPERLINK \l _Toc26335 </w:instrText>
+            <w:instrText xml:space="preserve"> HYPERLINK \l _Toc29710 </w:instrText>
           </w:r>
           <w:r>
             <w:fldChar w:fldCharType="separate"/>
@@ -4150,13 +4173,13 @@
             <w:fldChar w:fldCharType="begin"/>
           </w:r>
           <w:r>
-            <w:instrText xml:space="preserve"> PAGEREF _Toc26335 \h </w:instrText>
+            <w:instrText xml:space="preserve"> PAGEREF _Toc29710 \h </w:instrText>
           </w:r>
           <w:r>
             <w:fldChar w:fldCharType="separate"/>
           </w:r>
           <w:r>
-            <w:t>26</w:t>
+            <w:t>24</w:t>
           </w:r>
           <w:r>
             <w:fldChar w:fldCharType="end"/>
@@ -4177,7 +4200,7 @@
             <w:fldChar w:fldCharType="begin"/>
           </w:r>
           <w:r>
-            <w:instrText xml:space="preserve"> HYPERLINK \l _Toc26728 </w:instrText>
+            <w:instrText xml:space="preserve"> HYPERLINK \l _Toc22286 </w:instrText>
           </w:r>
           <w:r>
             <w:fldChar w:fldCharType="separate"/>
@@ -4201,13 +4224,13 @@
             <w:fldChar w:fldCharType="begin"/>
           </w:r>
           <w:r>
-            <w:instrText xml:space="preserve"> PAGEREF _Toc26728 \h </w:instrText>
+            <w:instrText xml:space="preserve"> PAGEREF _Toc22286 \h </w:instrText>
           </w:r>
           <w:r>
             <w:fldChar w:fldCharType="separate"/>
           </w:r>
           <w:r>
-            <w:t>27</w:t>
+            <w:t>25</w:t>
           </w:r>
           <w:r>
             <w:fldChar w:fldCharType="end"/>
@@ -4237,12 +4260,12 @@
           <w:docGrid w:type="lines" w:linePitch="326" w:charSpace="0"/>
         </w:sectPr>
       </w:pPr>
-      <w:bookmarkStart w:id="10" w:name="_Toc9891"/>
     </w:p>
     <w:p>
       <w:pPr>
         <w:pStyle w:val="2"/>
       </w:pPr>
+      <w:bookmarkStart w:id="10" w:name="_Toc31534"/>
       <w:r>
         <w:t>第一章  绪论</w:t>
       </w:r>
@@ -4252,12 +4275,12 @@
       <w:pPr>
         <w:pStyle w:val="3"/>
       </w:pPr>
-      <w:bookmarkStart w:id="11" w:name="_Toc126854504"/>
-      <w:bookmarkStart w:id="12" w:name="_Toc130979536"/>
-      <w:bookmarkStart w:id="13" w:name="_Toc14260"/>
+      <w:bookmarkStart w:id="11" w:name="_Toc127041814"/>
+      <w:bookmarkStart w:id="12" w:name="_Toc127041590"/>
+      <w:bookmarkStart w:id="13" w:name="_Toc130979536"/>
       <w:bookmarkStart w:id="14" w:name="_Toc168180883"/>
-      <w:bookmarkStart w:id="15" w:name="_Toc127041814"/>
-      <w:bookmarkStart w:id="16" w:name="_Toc127041590"/>
+      <w:bookmarkStart w:id="15" w:name="_Toc126854504"/>
+      <w:bookmarkStart w:id="16" w:name="_Toc13685"/>
       <w:r>
         <w:t>1.1 研究背景</w:t>
       </w:r>
@@ -4399,7 +4422,7 @@
       <w:pPr>
         <w:pStyle w:val="3"/>
       </w:pPr>
-      <w:bookmarkStart w:id="17" w:name="_Toc16449"/>
+      <w:bookmarkStart w:id="17" w:name="_Toc1006"/>
       <w:r>
         <w:t>1.2研究现状</w:t>
       </w:r>
@@ -4415,7 +4438,7 @@
           <w:lang w:val="en-US" w:eastAsia="zh-CN"/>
         </w:rPr>
       </w:pPr>
-      <w:bookmarkStart w:id="18" w:name="_Toc28874"/>
+      <w:bookmarkStart w:id="18" w:name="_Toc8646"/>
       <w:r>
         <w:rPr>
           <w:rFonts w:hint="default"/>
@@ -4557,7 +4580,7 @@
           <w:lang w:val="en-US" w:eastAsia="zh-CN"/>
         </w:rPr>
       </w:pPr>
-      <w:bookmarkStart w:id="19" w:name="_Toc18517"/>
+      <w:bookmarkStart w:id="19" w:name="_Toc26849"/>
       <w:r>
         <w:rPr>
           <w:rFonts w:hint="default"/>
@@ -4775,7 +4798,7 @@
       <w:pPr>
         <w:pStyle w:val="3"/>
       </w:pPr>
-      <w:bookmarkStart w:id="20" w:name="_Toc28466"/>
+      <w:bookmarkStart w:id="20" w:name="_Toc15448"/>
       <w:r>
         <w:t xml:space="preserve">1.3 </w:t>
       </w:r>
@@ -5062,7 +5085,7 @@
           <w:rFonts w:hint="eastAsia"/>
         </w:rPr>
       </w:pPr>
-      <w:bookmarkStart w:id="21" w:name="_Toc30540"/>
+      <w:bookmarkStart w:id="21" w:name="_Toc26509"/>
       <w:r>
         <w:t xml:space="preserve">1.4 </w:t>
       </w:r>
@@ -5088,7 +5111,7 @@
       <w:bookmarkStart w:id="24" w:name="_Toc126854510"/>
       <w:bookmarkStart w:id="25" w:name="_Toc127041820"/>
       <w:bookmarkStart w:id="26" w:name="_Toc168180889"/>
-      <w:bookmarkStart w:id="27" w:name="_Toc6492"/>
+      <w:bookmarkStart w:id="27" w:name="_Toc21840"/>
       <w:r>
         <w:t xml:space="preserve">第二章 </w:t>
       </w:r>
@@ -5156,12 +5179,12 @@
           <w:lang w:val="en-US" w:eastAsia="zh-CN"/>
         </w:rPr>
       </w:pPr>
-      <w:bookmarkStart w:id="28" w:name="_Toc12999"/>
-      <w:bookmarkStart w:id="29" w:name="_Toc126854511"/>
+      <w:bookmarkStart w:id="28" w:name="_Toc23892"/>
+      <w:bookmarkStart w:id="29" w:name="_Toc168180890"/>
       <w:bookmarkStart w:id="30" w:name="_Toc127041821"/>
-      <w:bookmarkStart w:id="31" w:name="_Toc168180890"/>
-      <w:bookmarkStart w:id="32" w:name="_Toc127041597"/>
-      <w:bookmarkStart w:id="33" w:name="_Toc130979543"/>
+      <w:bookmarkStart w:id="31" w:name="_Toc130979543"/>
+      <w:bookmarkStart w:id="32" w:name="_Toc126854511"/>
+      <w:bookmarkStart w:id="33" w:name="_Toc127041597"/>
       <w:r>
         <w:t xml:space="preserve">2.1 </w:t>
       </w:r>
@@ -5697,7 +5720,7 @@
           <w:lang w:val="en-US" w:eastAsia="zh-CN"/>
         </w:rPr>
       </w:pPr>
-      <w:bookmarkStart w:id="34" w:name="_Toc7073"/>
+      <w:bookmarkStart w:id="34" w:name="_Toc13073"/>
       <w:r>
         <w:rPr>
           <w:rFonts w:hint="eastAsia"/>
@@ -5717,7 +5740,7 @@
           <w:lang w:val="en-US" w:eastAsia="zh-CN"/>
         </w:rPr>
       </w:pPr>
-      <w:bookmarkStart w:id="35" w:name="_Toc26097"/>
+      <w:bookmarkStart w:id="35" w:name="_Toc878"/>
       <w:r>
         <w:rPr>
           <w:rFonts w:hint="eastAsia"/>
@@ -5779,7 +5802,7 @@
           <w:lang w:val="en-US" w:eastAsia="zh-CN"/>
         </w:rPr>
       </w:pPr>
-      <w:bookmarkStart w:id="36" w:name="_Toc19415"/>
+      <w:bookmarkStart w:id="36" w:name="_Toc3280"/>
       <w:r>
         <w:rPr>
           <w:rFonts w:hint="eastAsia"/>
@@ -5897,7 +5920,7 @@
           <w:lang w:val="en-US" w:eastAsia="zh-CN"/>
         </w:rPr>
       </w:pPr>
-      <w:bookmarkStart w:id="37" w:name="_Toc4437"/>
+      <w:bookmarkStart w:id="37" w:name="_Toc29612"/>
       <w:r>
         <w:rPr>
           <w:rFonts w:hint="eastAsia"/>
@@ -7088,7 +7111,7 @@
           <w:lang w:val="en-US" w:eastAsia="zh-CN"/>
         </w:rPr>
       </w:pPr>
-      <w:bookmarkStart w:id="38" w:name="_Toc19006"/>
+      <w:bookmarkStart w:id="38" w:name="_Toc7873"/>
       <w:r>
         <w:rPr>
           <w:rFonts w:hint="eastAsia"/>
@@ -7202,6 +7225,7 @@
           <w:lang w:val="en-US" w:eastAsia="zh-CN"/>
         </w:rPr>
       </w:pPr>
+      <w:bookmarkStart w:id="39" w:name="_Toc1144"/>
       <w:r>
         <w:rPr>
           <w:rFonts w:hint="eastAsia"/>
@@ -7209,6 +7233,7 @@
         </w:rPr>
         <w:t>2.3 重排序与消去树</w:t>
       </w:r>
+      <w:bookmarkEnd w:id="39"/>
     </w:p>
     <w:p>
       <w:pPr>
@@ -7256,6 +7281,7 @@
           <w:lang w:val="en-US" w:eastAsia="zh-CN"/>
         </w:rPr>
       </w:pPr>
+      <w:bookmarkStart w:id="40" w:name="_Toc19616"/>
       <w:r>
         <w:rPr>
           <w:rFonts w:hint="eastAsia"/>
@@ -7263,6 +7289,7 @@
         </w:rPr>
         <w:t>2.3.1 重排序</w:t>
       </w:r>
+      <w:bookmarkEnd w:id="40"/>
     </w:p>
     <w:p>
       <w:pPr>
@@ -7752,7 +7779,6 @@
         <w:spacing w:line="400" w:lineRule="exact"/>
         <w:ind w:left="0" w:leftChars="0" w:firstLine="0" w:firstLineChars="0"/>
         <w:jc w:val="both"/>
-        <m:rPr/>
         <w:rPr>
           <w:rFonts w:hint="eastAsia" w:hAnsi="Cambria Math" w:eastAsia="宋体" w:cstheme="minorBidi"/>
           <w:i w:val="0"/>
@@ -7763,7 +7789,6 @@
         </w:rPr>
       </w:pPr>
       <w:r>
-        <m:rPr/>
         <w:rPr>
           <w:rFonts w:hint="default" w:hAnsi="Cambria Math" w:eastAsia="宋体" w:cstheme="minorBidi"/>
           <w:i w:val="0"/>
@@ -7807,7 +7832,6 @@
         </m:groupChr>
       </m:oMath>
       <w:r>
-        <m:rPr/>
         <w:rPr>
           <w:rFonts w:hint="default" w:hAnsi="Cambria Math" w:eastAsia="宋体" w:cstheme="minorBidi"/>
           <w:i w:val="0"/>
@@ -7832,7 +7856,6 @@
         </m:r>
       </m:oMath>
       <w:r>
-        <m:rPr/>
         <w:rPr>
           <w:rFonts w:hint="default" w:hAnsi="Cambria Math" w:eastAsia="宋体" w:cstheme="minorBidi"/>
           <w:i w:val="0"/>
@@ -7844,7 +7867,6 @@
         <w:t>进行。常用的重排序思想包括最小度类方法以及基于图划分的嵌套剖分类方法，其共同目标都是通过调整变量消元顺序减少</w:t>
       </w:r>
       <w:r>
-        <m:rPr/>
         <w:rPr>
           <w:rFonts w:hint="eastAsia" w:hAnsi="Cambria Math" w:eastAsia="宋体" w:cstheme="minorBidi"/>
           <w:i w:val="0"/>
@@ -7856,7 +7878,6 @@
         <w:t>填充</w:t>
       </w:r>
       <w:r>
-        <m:rPr/>
         <w:rPr>
           <w:rFonts w:hint="default" w:hAnsi="Cambria Math" w:eastAsia="宋体" w:cstheme="minorBidi"/>
           <w:i w:val="0"/>
@@ -7868,7 +7889,6 @@
         <w:t>，并改善分解过程中的并行性和局部性</w:t>
       </w:r>
       <w:r>
-        <m:rPr/>
         <w:rPr>
           <w:rFonts w:hint="eastAsia" w:hAnsi="Cambria Math" w:eastAsia="宋体" w:cstheme="minorBidi"/>
           <w:i w:val="0"/>
@@ -7886,7 +7906,6 @@
         <w:spacing w:line="400" w:lineRule="exact"/>
         <w:ind w:left="0" w:leftChars="0" w:firstLine="420" w:firstLineChars="0"/>
         <w:jc w:val="both"/>
-        <m:rPr/>
         <w:rPr>
           <w:rFonts w:hint="eastAsia" w:hAnsi="Cambria Math" w:eastAsia="宋体"/>
           <w:i w:val="0"/>
@@ -7895,7 +7914,6 @@
         </w:rPr>
       </w:pPr>
       <w:r>
-        <m:rPr/>
         <w:rPr>
           <w:rFonts w:hint="eastAsia" w:hAnsi="Cambria Math" w:eastAsia="宋体" w:cstheme="minorBidi"/>
           <w:i w:val="0"/>
@@ -7920,7 +7938,6 @@
         </m:r>
       </m:oMath>
       <w:r>
-        <m:rPr/>
         <w:rPr>
           <w:rFonts w:hint="eastAsia" w:hAnsi="Cambria Math" w:eastAsia="宋体" w:cstheme="minorBidi"/>
           <w:i w:val="0"/>
@@ -7942,7 +7959,6 @@
         </m:r>
       </m:oMath>
       <w:r>
-        <m:rPr/>
         <w:rPr>
           <w:rFonts w:hint="eastAsia" w:hAnsi="Cambria Math" w:eastAsia="宋体"/>
           <w:i w:val="0"/>
@@ -7952,7 +7968,6 @@
         <w:t>，</w:t>
       </w:r>
       <w:r>
-        <m:rPr/>
         <w:rPr>
           <w:rFonts w:hint="eastAsia" w:hAnsi="Cambria Math" w:eastAsia="宋体"/>
           <w:i w:val="0"/>
@@ -7972,7 +7987,6 @@
         </m:r>
       </m:oMath>
       <w:r>
-        <m:rPr/>
         <w:rPr>
           <w:rFonts w:hint="eastAsia" w:hAnsi="Cambria Math" w:eastAsia="宋体"/>
           <w:i w:val="0"/>
@@ -7982,7 +7996,6 @@
         <w:t>，</w:t>
       </w:r>
       <w:r>
-        <m:rPr/>
         <w:rPr>
           <w:rFonts w:hint="eastAsia" w:hAnsi="Cambria Math" w:eastAsia="宋体"/>
           <w:i w:val="0"/>
@@ -7998,7 +8011,6 @@
         <w:spacing w:line="400" w:lineRule="exact"/>
         <w:ind w:left="0" w:leftChars="0" w:firstLine="420" w:firstLineChars="0"/>
         <w:jc w:val="both"/>
-        <m:rPr/>
         <w:rPr>
           <w:rFonts w:hint="default" w:hAnsi="Cambria Math" w:eastAsia="宋体"/>
           <w:i w:val="0"/>
@@ -8166,7 +8178,6 @@
         <w:widowControl w:val="0"/>
         <w:spacing w:line="400" w:lineRule="exact"/>
         <w:jc w:val="both"/>
-        <m:rPr/>
         <w:rPr>
           <w:rFonts w:hint="eastAsia" w:hAnsi="Cambria Math" w:eastAsia="宋体"/>
           <w:i w:val="0"/>
@@ -8176,7 +8187,6 @@
         </w:rPr>
       </w:pPr>
       <w:r>
-        <m:rPr/>
         <w:rPr>
           <w:rFonts w:hint="eastAsia" w:hAnsi="Cambria Math" w:eastAsia="宋体"/>
           <w:i w:val="0"/>
@@ -8311,7 +8321,6 @@
         </m:r>
       </m:oMath>
       <w:r>
-        <m:rPr/>
         <w:rPr>
           <w:rFonts w:hint="eastAsia" w:hAnsi="Cambria Math" w:eastAsia="宋体"/>
           <w:i w:val="0"/>
@@ -8328,7 +8337,6 @@
         <w:spacing w:line="400" w:lineRule="exact"/>
         <w:ind w:firstLine="420" w:firstLineChars="0"/>
         <w:jc w:val="both"/>
-        <m:rPr/>
         <w:rPr>
           <w:rFonts w:hint="default" w:hAnsi="Cambria Math" w:eastAsia="宋体"/>
           <w:i w:val="0"/>
@@ -8338,7 +8346,6 @@
         </w:rPr>
       </w:pPr>
       <w:r>
-        <m:rPr/>
         <w:rPr>
           <w:rFonts w:hint="default" w:hAnsi="Cambria Math" w:eastAsia="宋体"/>
           <w:i w:val="0"/>
@@ -8349,7 +8356,6 @@
         <w:t>从图论角度看，矩阵某一列被消去后，相当于对应顶点从图中移除，并使其邻接点之间建立新的连接关系，这些新连接正对应</w:t>
       </w:r>
       <w:r>
-        <m:rPr/>
         <w:rPr>
           <w:rFonts w:hint="eastAsia" w:hAnsi="Cambria Math" w:eastAsia="宋体"/>
           <w:i w:val="0"/>
@@ -8360,7 +8366,6 @@
         <w:t>填充</w:t>
       </w:r>
       <w:r>
-        <m:rPr/>
         <w:rPr>
           <w:rFonts w:hint="default" w:hAnsi="Cambria Math" w:eastAsia="宋体"/>
           <w:i w:val="0"/>
@@ -8371,7 +8376,6 @@
         <w:t>的产生。由此可见，稀疏 LU 分解中的</w:t>
       </w:r>
       <w:r>
-        <m:rPr/>
         <w:rPr>
           <w:rFonts w:hint="eastAsia" w:hAnsi="Cambria Math" w:eastAsia="宋体"/>
           <w:i w:val="0"/>
@@ -8382,7 +8386,6 @@
         <w:t>填充</w:t>
       </w:r>
       <w:r>
-        <m:rPr/>
         <w:rPr>
           <w:rFonts w:hint="default" w:hAnsi="Cambria Math" w:eastAsia="宋体"/>
           <w:i w:val="0"/>
@@ -8393,7 +8396,6 @@
         <w:t>问题可以理解为图结构在顶点消去过程中的边增广问题，而消去树正是这种传播关系的树状表达</w:t>
       </w:r>
       <w:r>
-        <m:rPr/>
         <w:rPr>
           <w:rFonts w:hint="eastAsia" w:hAnsi="Cambria Math" w:eastAsia="宋体"/>
           <w:i w:val="0"/>
@@ -8409,31 +8411,29 @@
         <w:pStyle w:val="4"/>
         <w:bidi w:val="0"/>
         <w:ind w:left="0" w:leftChars="0" w:firstLine="0" w:firstLineChars="0"/>
-        <m:rPr/>
-        <w:rPr>
-          <w:rFonts w:hint="eastAsia"/>
-          <w:lang w:val="en-US" w:eastAsia="zh-CN"/>
-        </w:rPr>
-      </w:pPr>
-      <w:r>
-        <m:rPr/>
+        <w:rPr>
+          <w:rFonts w:hint="eastAsia"/>
+          <w:lang w:val="en-US" w:eastAsia="zh-CN"/>
+        </w:rPr>
+      </w:pPr>
+      <w:bookmarkStart w:id="41" w:name="_Toc15788"/>
+      <w:r>
         <w:rPr>
           <w:rFonts w:hint="eastAsia"/>
           <w:lang w:val="en-US" w:eastAsia="zh-CN"/>
         </w:rPr>
         <w:t>2.3.2 最小度类重排序方法</w:t>
       </w:r>
-    </w:p>
-    <w:p>
-      <w:pPr>
-        <m:rPr/>
-        <w:rPr>
-          <w:rFonts w:hint="eastAsia"/>
-          <w:lang w:val="en-US" w:eastAsia="zh-CN"/>
-        </w:rPr>
-      </w:pPr>
-      <w:r>
-        <m:rPr/>
+      <w:bookmarkEnd w:id="41"/>
+    </w:p>
+    <w:p>
+      <w:pPr>
+        <w:rPr>
+          <w:rFonts w:hint="eastAsia"/>
+          <w:lang w:val="en-US" w:eastAsia="zh-CN"/>
+        </w:rPr>
+      </w:pPr>
+      <w:r>
         <w:rPr>
           <w:rFonts w:hint="default"/>
           <w:lang w:val="en-US" w:eastAsia="zh-CN"/>
@@ -8441,7 +8441,6 @@
         <w:t>本文软件侧采用</w:t>
       </w:r>
       <w:r>
-        <m:rPr/>
         <w:rPr>
           <w:rFonts w:hint="eastAsia"/>
           <w:lang w:val="en-US" w:eastAsia="zh-CN"/>
@@ -8449,7 +8448,6 @@
         <w:t>重排序方法</w:t>
       </w:r>
       <w:r>
-        <m:rPr/>
         <w:rPr>
           <w:rFonts w:hint="default"/>
           <w:lang w:val="en-US" w:eastAsia="zh-CN"/>
@@ -8457,7 +8455,6 @@
         <w:t>的是最小度类重排序方法。该类方法的基本思想是：在消元过程中，优先选择当前图中“度”较小的节点对应的变量进行消去，以降低因该变量消去而在其邻接节点之间引入大量新连接的可能性。由于</w:t>
       </w:r>
       <w:r>
-        <m:rPr/>
         <w:rPr>
           <w:rFonts w:hint="eastAsia"/>
           <w:lang w:val="en-US" w:eastAsia="zh-CN"/>
@@ -8465,7 +8462,6 @@
         <w:t>填充</w:t>
       </w:r>
       <w:r>
-        <m:rPr/>
         <w:rPr>
           <w:rFonts w:hint="default"/>
           <w:lang w:val="en-US" w:eastAsia="zh-CN"/>
@@ -8473,7 +8469,6 @@
         <w:t>的产生本质上对应于图中邻接关系的扩张，因此控制被消去节点的度，通常有助于减小后续分解得到的非零结构规模</w:t>
       </w:r>
       <w:r>
-        <m:rPr/>
         <w:rPr>
           <w:rFonts w:hint="eastAsia"/>
           <w:lang w:val="en-US" w:eastAsia="zh-CN"/>
@@ -8483,14 +8478,12 @@
     </w:p>
     <w:p>
       <w:pPr>
-        <m:rPr/>
-        <w:rPr>
-          <w:rFonts w:hint="eastAsia"/>
-          <w:lang w:val="en-US" w:eastAsia="zh-CN"/>
-        </w:rPr>
-      </w:pPr>
-      <w:r>
-        <m:rPr/>
+        <w:rPr>
+          <w:rFonts w:hint="eastAsia"/>
+          <w:lang w:val="en-US" w:eastAsia="zh-CN"/>
+        </w:rPr>
+      </w:pPr>
+      <w:r>
         <w:rPr>
           <w:rFonts w:hint="default"/>
           <w:lang w:val="en-US" w:eastAsia="zh-CN"/>
@@ -8542,7 +8535,6 @@
         </m:sSub>
       </m:oMath>
       <w:r>
-        <m:rPr/>
         <w:rPr>
           <w:rFonts w:hint="default"/>
           <w:lang w:val="en-US" w:eastAsia="zh-CN"/>
@@ -8610,7 +8602,6 @@
         </m:r>
       </m:oMath>
       <w:r>
-        <m:rPr/>
         <w:rPr>
           <w:rFonts w:hint="default"/>
           <w:lang w:val="en-US" w:eastAsia="zh-CN"/>
@@ -8618,7 +8609,6 @@
         <w:t>，则消去该节点后，其邻接点之间通常需要建立新的连接关系，以反映消元影响的传播。因此，新增</w:t>
       </w:r>
       <w:r>
-        <m:rPr/>
         <w:rPr>
           <w:rFonts w:hint="eastAsia"/>
           <w:lang w:val="en-US" w:eastAsia="zh-CN"/>
@@ -8626,7 +8616,6 @@
         <w:t>填充</w:t>
       </w:r>
       <w:r>
-        <m:rPr/>
         <w:rPr>
           <w:rFonts w:hint="default"/>
           <w:lang w:val="en-US" w:eastAsia="zh-CN"/>
@@ -8715,7 +8704,6 @@
         </m:d>
       </m:oMath>
       <w:r>
-        <m:rPr/>
         <w:rPr>
           <w:rFonts w:hint="default"/>
           <w:lang w:val="en-US" w:eastAsia="zh-CN"/>
@@ -8723,7 +8711,6 @@
         <w:t>密切相关。当被消去节点的度较小时，通常引入的填充项也相对较少。最小度类方法正是基于这一思想，通过控制每一步消去节点的局部连接度，尽量减缓的增长</w:t>
       </w:r>
       <w:r>
-        <m:rPr/>
         <w:rPr>
           <w:rFonts w:hint="eastAsia"/>
           <w:lang w:val="en-US" w:eastAsia="zh-CN"/>
@@ -8733,14 +8720,12 @@
     </w:p>
     <w:p>
       <w:pPr>
-        <m:rPr/>
-        <w:rPr>
-          <w:rFonts w:hint="eastAsia"/>
-          <w:lang w:val="en-US" w:eastAsia="zh-CN"/>
-        </w:rPr>
-      </w:pPr>
-      <w:r>
-        <m:rPr/>
+        <w:rPr>
+          <w:rFonts w:hint="eastAsia"/>
+          <w:lang w:val="en-US" w:eastAsia="zh-CN"/>
+        </w:rPr>
+      </w:pPr>
+      <w:r>
         <w:rPr>
           <w:rFonts w:hint="default"/>
           <w:lang w:val="en-US" w:eastAsia="zh-CN"/>
@@ -8748,7 +8733,6 @@
         <w:t>与精确最小度方法相比，AMD 并不追求每一步都严格求得全局最优的最小度节点，而是采用近似策略在较低预处理复杂度下获得较好的重排序效果。对于大规模稀疏矩阵而言，这种方法通常能够在排序开销和 fill-in 控制效果之间取得较好的平衡，因此被广泛应用于稀疏直接法的符号分析阶段</w:t>
       </w:r>
       <w:r>
-        <m:rPr/>
         <w:rPr>
           <w:rFonts w:hint="eastAsia"/>
           <w:lang w:val="en-US" w:eastAsia="zh-CN"/>
@@ -8758,20 +8742,74 @@
     </w:p>
     <w:p>
       <w:pPr>
-        <m:rPr/>
-        <w:rPr>
-          <w:rFonts w:hint="eastAsia"/>
-          <w:lang w:val="en-US" w:eastAsia="zh-CN"/>
-        </w:rPr>
-      </w:pPr>
-      <w:r>
-        <m:rPr/>
+        <w:rPr>
+          <w:rFonts w:hint="eastAsia"/>
+          <w:highlight w:val="none"/>
+          <w:lang w:val="en-US" w:eastAsia="zh-CN"/>
+        </w:rPr>
+      </w:pPr>
+      <w:r>
+        <w:rPr>
+          <w:rFonts w:hint="eastAsia"/>
+          <w:highlight w:val="none"/>
+          <w:lang w:val="en-US" w:eastAsia="zh-CN"/>
+        </w:rPr>
+        <w:t>下面给出AMD算法的伪代码：</w:t>
+      </w:r>
+    </w:p>
+    <w:p>
+      <w:pPr>
+        <w:spacing w:line="240" w:lineRule="auto"/>
+        <w:ind w:left="0" w:leftChars="0" w:firstLine="0" w:firstLineChars="0"/>
         <w:rPr>
           <w:rFonts w:hint="eastAsia"/>
           <w:highlight w:val="yellow"/>
           <w:lang w:val="en-US" w:eastAsia="zh-CN"/>
         </w:rPr>
-        <w:t>下面给出AMD算法的伪代码：</w:t>
+      </w:pPr>
+      <w:r>
+        <w:rPr>
+          <w:rFonts w:hint="eastAsia"/>
+          <w:highlight w:val="none"/>
+          <w:lang w:val="en-US" w:eastAsia="zh-CN"/>
+        </w:rPr>
+        <w:drawing>
+          <wp:inline distT="0" distB="0" distL="114300" distR="114300">
+            <wp:extent cx="5269230" cy="4761865"/>
+            <wp:effectExtent l="0" t="0" r="3810" b="8255"/>
+            <wp:docPr id="12" name="图片 12" descr="AMD"/>
+            <wp:cNvGraphicFramePr>
+              <a:graphicFrameLocks xmlns:a="http://schemas.openxmlformats.org/drawingml/2006/main" noChangeAspect="1"/>
+            </wp:cNvGraphicFramePr>
+            <a:graphic xmlns:a="http://schemas.openxmlformats.org/drawingml/2006/main">
+              <a:graphicData uri="http://schemas.openxmlformats.org/drawingml/2006/picture">
+                <pic:pic xmlns:pic="http://schemas.openxmlformats.org/drawingml/2006/picture">
+                  <pic:nvPicPr>
+                    <pic:cNvPr id="12" name="图片 12" descr="AMD"/>
+                    <pic:cNvPicPr>
+                      <a:picLocks noChangeAspect="1"/>
+                    </pic:cNvPicPr>
+                  </pic:nvPicPr>
+                  <pic:blipFill>
+                    <a:blip r:embed="rId20"/>
+                    <a:stretch>
+                      <a:fillRect/>
+                    </a:stretch>
+                  </pic:blipFill>
+                  <pic:spPr>
+                    <a:xfrm>
+                      <a:off x="0" y="0"/>
+                      <a:ext cx="5269230" cy="4761865"/>
+                    </a:xfrm>
+                    <a:prstGeom prst="rect">
+                      <a:avLst/>
+                    </a:prstGeom>
+                  </pic:spPr>
+                </pic:pic>
+              </a:graphicData>
+            </a:graphic>
+          </wp:inline>
+        </w:drawing>
       </w:r>
     </w:p>
     <w:p>
@@ -8779,31 +8817,29 @@
         <w:pStyle w:val="4"/>
         <w:bidi w:val="0"/>
         <w:ind w:left="0" w:leftChars="0" w:firstLine="0" w:firstLineChars="0"/>
-        <m:rPr/>
-        <w:rPr>
-          <w:rFonts w:hint="eastAsia"/>
-          <w:lang w:val="en-US" w:eastAsia="zh-CN"/>
-        </w:rPr>
-      </w:pPr>
-      <w:r>
-        <m:rPr/>
+        <w:rPr>
+          <w:rFonts w:hint="eastAsia"/>
+          <w:lang w:val="en-US" w:eastAsia="zh-CN"/>
+        </w:rPr>
+      </w:pPr>
+      <w:bookmarkStart w:id="42" w:name="_Toc11694"/>
+      <w:r>
         <w:rPr>
           <w:rFonts w:hint="eastAsia"/>
           <w:lang w:val="en-US" w:eastAsia="zh-CN"/>
         </w:rPr>
         <w:t>2.3.3 消去树</w:t>
       </w:r>
-    </w:p>
-    <w:p>
-      <w:pPr>
-        <m:rPr/>
-        <w:rPr>
-          <w:rFonts w:hint="eastAsia"/>
-          <w:lang w:val="en-US" w:eastAsia="zh-CN"/>
-        </w:rPr>
-      </w:pPr>
-      <w:r>
-        <m:rPr/>
+      <w:bookmarkEnd w:id="42"/>
+    </w:p>
+    <w:p>
+      <w:pPr>
+        <w:rPr>
+          <w:rFonts w:hint="eastAsia"/>
+          <w:lang w:val="en-US" w:eastAsia="zh-CN"/>
+        </w:rPr>
+      </w:pPr>
+      <w:r>
         <w:rPr>
           <w:rFonts w:hint="default"/>
           <w:lang w:val="en-US" w:eastAsia="zh-CN"/>
@@ -8824,7 +8860,6 @@
         </m:r>
       </m:oMath>
       <w:r>
-        <m:rPr/>
         <w:rPr>
           <w:rFonts w:hint="default"/>
           <w:lang w:val="en-US" w:eastAsia="zh-CN"/>
@@ -8845,7 +8880,6 @@
         </m:r>
       </m:oMath>
       <w:r>
-        <m:rPr/>
         <w:rPr>
           <w:rFonts w:hint="default"/>
           <w:lang w:val="en-US" w:eastAsia="zh-CN"/>
@@ -8866,7 +8900,6 @@
         </m:r>
       </m:oMath>
       <w:r>
-        <m:rPr/>
         <w:rPr>
           <w:rFonts w:hint="default"/>
           <w:lang w:val="en-US" w:eastAsia="zh-CN"/>
@@ -8887,7 +8920,6 @@
         </m:r>
       </m:oMath>
       <w:r>
-        <m:rPr/>
         <w:rPr>
           <w:rFonts w:hint="default"/>
           <w:lang w:val="en-US" w:eastAsia="zh-CN"/>
@@ -8908,7 +8940,6 @@
         </m:r>
       </m:oMath>
       <w:r>
-        <m:rPr/>
         <w:rPr>
           <w:rFonts w:hint="default"/>
           <w:lang w:val="en-US" w:eastAsia="zh-CN"/>
@@ -8916,7 +8947,6 @@
         <w:t>的非零模式为依据，则可将父节点形式化定义为</w:t>
       </w:r>
       <w:r>
-        <m:rPr/>
         <w:rPr>
           <w:rFonts w:hint="eastAsia"/>
           <w:lang w:val="en-US" w:eastAsia="zh-CN"/>
@@ -8927,7 +8957,6 @@
     <w:p>
       <w:pPr>
         <w:ind w:left="0" w:leftChars="0" w:firstLine="0" w:firstLineChars="0"/>
-        <m:rPr/>
         <w:rPr>
           <w:rFonts w:hint="default" w:hAnsi="Cambria Math"/>
           <w:i w:val="0"/>
@@ -9039,7 +9068,6 @@
     <w:p>
       <w:pPr>
         <w:ind w:left="0" w:leftChars="0" w:firstLine="0" w:firstLineChars="0"/>
-        <m:rPr/>
         <w:rPr>
           <w:rFonts w:hint="eastAsia" w:hAnsi="Cambria Math"/>
           <w:i w:val="0"/>
@@ -9049,7 +9077,6 @@
         </w:rPr>
       </w:pPr>
       <w:r>
-        <m:rPr/>
         <w:rPr>
           <w:rFonts w:hint="default" w:hAnsi="Cambria Math"/>
           <w:i w:val="0"/>
@@ -9073,7 +9100,6 @@
         </m:r>
       </m:oMath>
       <w:r>
-        <m:rPr/>
         <w:rPr>
           <w:rFonts w:hint="default" w:hAnsi="Cambria Math"/>
           <w:i w:val="0"/>
@@ -9097,7 +9123,6 @@
         </m:r>
       </m:oMath>
       <w:r>
-        <m:rPr/>
         <w:rPr>
           <w:rFonts w:hint="default" w:hAnsi="Cambria Math"/>
           <w:i w:val="0"/>
@@ -9108,7 +9133,6 @@
         <w:t>没有父节点，它对应消去树中的根节点</w:t>
       </w:r>
       <w:r>
-        <m:rPr/>
         <w:rPr>
           <w:rFonts w:hint="eastAsia" w:hAnsi="Cambria Math"/>
           <w:i w:val="0"/>
@@ -9122,7 +9146,6 @@
     <w:p>
       <w:pPr>
         <w:ind w:left="0" w:leftChars="0" w:firstLine="420" w:firstLineChars="0"/>
-        <m:rPr/>
         <w:rPr>
           <w:rFonts w:hint="eastAsia" w:hAnsi="Cambria Math"/>
           <w:i w:val="0"/>
@@ -9132,7 +9155,6 @@
         </w:rPr>
       </w:pPr>
       <w:r>
-        <m:rPr/>
         <w:rPr>
           <w:rFonts w:hint="default" w:hAnsi="Cambria Math"/>
           <w:i w:val="0"/>
@@ -9156,7 +9178,6 @@
         </m:r>
       </m:oMath>
       <w:r>
-        <m:rPr/>
         <w:rPr>
           <w:rFonts w:hint="default" w:hAnsi="Cambria Math"/>
           <w:i w:val="0"/>
@@ -9167,7 +9188,6 @@
         <w:t>列的消元后，消元影响首先传播到的后续列就是其父节点。因此，消去树实际上将</w:t>
       </w:r>
       <w:r>
-        <m:rPr/>
         <w:rPr>
           <w:rFonts w:hint="eastAsia" w:hAnsi="Cambria Math"/>
           <w:i w:val="0"/>
@@ -9178,7 +9198,6 @@
         <w:t>填充</w:t>
       </w:r>
       <w:r>
-        <m:rPr/>
         <w:rPr>
           <w:rFonts w:hint="default" w:hAnsi="Cambria Math"/>
           <w:i w:val="0"/>
@@ -9189,7 +9208,6 @@
         <w:t>的传播路径以及列间依赖关系显式组织为一棵树。树中的每个节点可以表示一个单独列，也可以在后续结构合并后表示一个超节点；树边则表示更新信息从子节点向父节点汇聚的方向</w:t>
       </w:r>
       <w:r>
-        <m:rPr/>
         <w:rPr>
           <w:rFonts w:hint="eastAsia" w:hAnsi="Cambria Math"/>
           <w:i w:val="0"/>
@@ -9213,7 +9231,6 @@
         </m:r>
       </m:oMath>
       <w:r>
-        <m:rPr/>
         <w:rPr>
           <w:rFonts w:hint="eastAsia" w:hAnsi="Cambria Math"/>
           <w:i w:val="0"/>
@@ -9227,7 +9244,6 @@
     <w:p>
       <w:pPr>
         <w:ind w:left="0" w:leftChars="0" w:firstLine="420" w:firstLineChars="0"/>
-        <m:rPr/>
         <w:rPr>
           <w:rFonts w:hint="default" w:hAnsi="Cambria Math"/>
           <w:i w:val="0"/>
@@ -9237,7 +9253,6 @@
         </w:rPr>
       </w:pPr>
       <w:r>
-        <m:rPr/>
         <w:rPr>
           <w:rFonts w:hint="eastAsia" w:hAnsi="Cambria Math"/>
           <w:i w:val="0"/>
@@ -9257,7 +9272,7 @@
           <w:lang w:val="en-US" w:eastAsia="zh-CN"/>
         </w:rPr>
       </w:pPr>
-      <w:bookmarkStart w:id="39" w:name="_Toc30346"/>
+      <w:bookmarkStart w:id="43" w:name="_Toc29997"/>
       <w:r>
         <w:rPr>
           <w:rFonts w:hint="eastAsia"/>
@@ -9265,7 +9280,7 @@
         </w:rPr>
         <w:t>2.4 前沿矩阵的计算过程</w:t>
       </w:r>
-      <w:bookmarkEnd w:id="39"/>
+      <w:bookmarkEnd w:id="43"/>
     </w:p>
     <w:p>
       <w:pPr>
@@ -9314,7 +9329,7 @@
                     </pic:cNvPicPr>
                   </pic:nvPicPr>
                   <pic:blipFill>
-                    <a:blip r:embed="rId20"/>
+                    <a:blip r:embed="rId21"/>
                     <a:stretch>
                       <a:fillRect/>
                     </a:stretch>
@@ -9345,7 +9360,7 @@
           <w:lang w:val="en-US" w:eastAsia="zh-CN"/>
         </w:rPr>
       </w:pPr>
-      <w:bookmarkStart w:id="40" w:name="_Toc21249"/>
+      <w:bookmarkStart w:id="44" w:name="_Toc30031"/>
       <w:r>
         <w:rPr>
           <w:rFonts w:hint="eastAsia"/>
@@ -9353,7 +9368,7 @@
         </w:rPr>
         <w:t>2.4.1 主元矩阵分解</w:t>
       </w:r>
-      <w:bookmarkEnd w:id="40"/>
+      <w:bookmarkEnd w:id="44"/>
     </w:p>
     <w:p>
       <w:pPr>
@@ -10837,7 +10852,7 @@
                     </pic:cNvPicPr>
                   </pic:nvPicPr>
                   <pic:blipFill>
-                    <a:blip r:embed="rId21"/>
+                    <a:blip r:embed="rId22"/>
                     <a:stretch>
                       <a:fillRect/>
                     </a:stretch>
@@ -11001,7 +11016,7 @@
                     </pic:cNvPicPr>
                   </pic:nvPicPr>
                   <pic:blipFill>
-                    <a:blip r:embed="rId22"/>
+                    <a:blip r:embed="rId23"/>
                     <a:stretch>
                       <a:fillRect/>
                     </a:stretch>
@@ -11216,7 +11231,7 @@
           <w:lang w:val="en-US" w:eastAsia="zh-CN"/>
         </w:rPr>
       </w:pPr>
-      <w:bookmarkStart w:id="41" w:name="_Toc9784"/>
+      <w:bookmarkStart w:id="45" w:name="_Toc22906"/>
       <w:r>
         <w:rPr>
           <w:rFonts w:hint="eastAsia"/>
@@ -11224,7 +11239,7 @@
         </w:rPr>
         <w:t>2.4.2 三角求解</w:t>
       </w:r>
-      <w:bookmarkEnd w:id="41"/>
+      <w:bookmarkEnd w:id="45"/>
     </w:p>
     <w:p>
       <w:pPr>
@@ -11849,7 +11864,7 @@
                     </pic:cNvPicPr>
                   </pic:nvPicPr>
                   <pic:blipFill>
-                    <a:blip r:embed="rId23"/>
+                    <a:blip r:embed="rId24"/>
                     <a:stretch>
                       <a:fillRect/>
                     </a:stretch>
@@ -11907,7 +11922,7 @@
                     </pic:cNvPicPr>
                   </pic:nvPicPr>
                   <pic:blipFill>
-                    <a:blip r:embed="rId24"/>
+                    <a:blip r:embed="rId25"/>
                     <a:stretch>
                       <a:fillRect/>
                     </a:stretch>
@@ -11938,7 +11953,7 @@
           <w:lang w:val="en-US" w:eastAsia="zh-CN"/>
         </w:rPr>
       </w:pPr>
-      <w:bookmarkStart w:id="42" w:name="_Toc3243"/>
+      <w:bookmarkStart w:id="46" w:name="_Toc1523"/>
       <w:r>
         <w:rPr>
           <w:rFonts w:hint="eastAsia"/>
@@ -11946,7 +11961,7 @@
         </w:rPr>
         <w:t>2.4.3 舒尔补更新与更新矩阵的生成</w:t>
       </w:r>
-      <w:bookmarkEnd w:id="42"/>
+      <w:bookmarkEnd w:id="46"/>
     </w:p>
     <w:p>
       <w:pPr>
@@ -13967,7 +13982,7 @@
           <w:lang w:val="en-US" w:eastAsia="zh-CN"/>
         </w:rPr>
       </w:pPr>
-      <w:bookmarkStart w:id="43" w:name="_Toc11070"/>
+      <w:bookmarkStart w:id="47" w:name="_Toc8586"/>
       <w:r>
         <w:rPr>
           <w:rFonts w:hint="eastAsia"/>
@@ -13975,7 +13990,7 @@
         </w:rPr>
         <w:t>2.4.4 矩阵求解</w:t>
       </w:r>
-      <w:bookmarkEnd w:id="43"/>
+      <w:bookmarkEnd w:id="47"/>
     </w:p>
     <w:p>
       <w:pPr>
@@ -14204,7 +14219,7 @@
           <w:lang w:val="en-US" w:eastAsia="zh-CN"/>
         </w:rPr>
       </w:pPr>
-      <w:bookmarkStart w:id="44" w:name="_Toc9213"/>
+      <w:bookmarkStart w:id="48" w:name="_Toc10226"/>
       <w:r>
         <w:rPr>
           <w:rFonts w:hint="eastAsia"/>
@@ -14212,7 +14227,7 @@
         </w:rPr>
         <w:t>2.5 矩阵计算核心</w:t>
       </w:r>
-      <w:bookmarkEnd w:id="44"/>
+      <w:bookmarkEnd w:id="48"/>
     </w:p>
     <w:p>
       <w:pPr>
@@ -14223,7 +14238,7 @@
           <w:lang w:val="en-US" w:eastAsia="zh-CN"/>
         </w:rPr>
       </w:pPr>
-      <w:bookmarkStart w:id="45" w:name="_Toc15508"/>
+      <w:bookmarkStart w:id="49" w:name="_Toc5286"/>
       <w:r>
         <w:rPr>
           <w:rFonts w:hint="eastAsia"/>
@@ -14231,7 +14246,7 @@
         </w:rPr>
         <w:t>2.6 本章小结</w:t>
       </w:r>
-      <w:bookmarkEnd w:id="45"/>
+      <w:bookmarkEnd w:id="49"/>
     </w:p>
     <w:bookmarkEnd w:id="29"/>
     <w:bookmarkEnd w:id="30"/>
@@ -14246,8 +14261,8 @@
           <w:lang w:val="en-US" w:eastAsia="zh-CN"/>
         </w:rPr>
       </w:pPr>
-      <w:bookmarkStart w:id="46" w:name="_Toc168180900"/>
-      <w:bookmarkStart w:id="47" w:name="_Toc25370"/>
+      <w:bookmarkStart w:id="50" w:name="_Toc168180900"/>
+      <w:bookmarkStart w:id="51" w:name="_Toc27766"/>
       <w:r>
         <w:t>第</w:t>
       </w:r>
@@ -14260,7 +14275,7 @@
       <w:r>
         <w:t xml:space="preserve">章 </w:t>
       </w:r>
-      <w:bookmarkEnd w:id="46"/>
+      <w:bookmarkEnd w:id="50"/>
       <w:r>
         <w:rPr>
           <w:rFonts w:hint="eastAsia"/>
@@ -14268,77 +14283,95 @@
         </w:rPr>
         <w:t>量化方法</w:t>
       </w:r>
-      <w:bookmarkEnd w:id="47"/>
+      <w:bookmarkEnd w:id="51"/>
     </w:p>
     <w:p>
       <w:pPr>
         <w:pStyle w:val="3"/>
       </w:pPr>
-      <w:bookmarkStart w:id="48" w:name="_Toc31508"/>
-      <w:r>
-        <w:t xml:space="preserve">3.1 </w:t>
-      </w:r>
-      <w:bookmarkEnd w:id="48"/>
+      <w:bookmarkStart w:id="52" w:name="_Toc29230"/>
+      <w:r>
+        <w:t>3.1</w:t>
+      </w:r>
+      <w:bookmarkEnd w:id="52"/>
+      <w:r>
+        <w:t xml:space="preserve"> </w:t>
+      </w:r>
     </w:p>
     <w:p>
       <w:pPr>
         <w:pStyle w:val="3"/>
       </w:pPr>
-      <w:bookmarkStart w:id="49" w:name="_Toc15157"/>
-      <w:r>
-        <w:t xml:space="preserve">3.2 </w:t>
-      </w:r>
-      <w:bookmarkEnd w:id="49"/>
+      <w:bookmarkStart w:id="53" w:name="_Toc17594"/>
+      <w:r>
+        <w:t>3.2</w:t>
+      </w:r>
+      <w:bookmarkEnd w:id="53"/>
+      <w:r>
+        <w:t xml:space="preserve"> </w:t>
+      </w:r>
     </w:p>
     <w:p>
       <w:pPr>
         <w:pStyle w:val="3"/>
       </w:pPr>
-      <w:bookmarkStart w:id="50" w:name="_Toc8851"/>
+      <w:bookmarkStart w:id="54" w:name="_Toc16488"/>
       <w:r>
         <w:t>3.3</w:t>
       </w:r>
-      <w:bookmarkEnd w:id="50"/>
+      <w:bookmarkEnd w:id="54"/>
     </w:p>
     <w:p>
       <w:pPr>
         <w:pStyle w:val="3"/>
       </w:pPr>
-      <w:bookmarkStart w:id="51" w:name="_Toc30051"/>
-      <w:r>
-        <w:t xml:space="preserve">3.4 </w:t>
-      </w:r>
-      <w:bookmarkEnd w:id="51"/>
+      <w:bookmarkStart w:id="55" w:name="_Toc22555"/>
+      <w:r>
+        <w:t>3.4</w:t>
+      </w:r>
+      <w:bookmarkEnd w:id="55"/>
+      <w:r>
+        <w:t xml:space="preserve"> </w:t>
+      </w:r>
     </w:p>
     <w:p>
       <w:pPr>
         <w:pStyle w:val="3"/>
       </w:pPr>
-      <w:bookmarkStart w:id="52" w:name="_Toc8615"/>
-      <w:r>
-        <w:t xml:space="preserve">3.5 </w:t>
-      </w:r>
-      <w:bookmarkEnd w:id="52"/>
+      <w:bookmarkStart w:id="56" w:name="_Toc703"/>
+      <w:r>
+        <w:t>3.5</w:t>
+      </w:r>
+      <w:bookmarkEnd w:id="56"/>
+      <w:r>
+        <w:t xml:space="preserve"> </w:t>
+      </w:r>
     </w:p>
     <w:p>
       <w:pPr>
         <w:pStyle w:val="3"/>
       </w:pPr>
-      <w:bookmarkStart w:id="53" w:name="_Toc12399"/>
-      <w:r>
-        <w:t xml:space="preserve">3.6 </w:t>
-      </w:r>
-      <w:bookmarkEnd w:id="53"/>
+      <w:bookmarkStart w:id="57" w:name="_Toc14284"/>
+      <w:r>
+        <w:t>3.6</w:t>
+      </w:r>
+      <w:bookmarkEnd w:id="57"/>
+      <w:r>
+        <w:t xml:space="preserve"> </w:t>
+      </w:r>
     </w:p>
     <w:p>
       <w:pPr>
         <w:pStyle w:val="3"/>
       </w:pPr>
-      <w:bookmarkStart w:id="54" w:name="_Toc1105"/>
-      <w:r>
-        <w:t xml:space="preserve">3.7 </w:t>
-      </w:r>
-      <w:bookmarkEnd w:id="54"/>
+      <w:bookmarkStart w:id="58" w:name="_Toc6953"/>
+      <w:r>
+        <w:t>3.7</w:t>
+      </w:r>
+      <w:bookmarkEnd w:id="58"/>
+      <w:r>
+        <w:t xml:space="preserve"> </w:t>
+      </w:r>
     </w:p>
     <w:p>
       <w:pPr>
@@ -14363,8 +14396,8 @@
           <w:lang w:val="en-US" w:eastAsia="zh-CN"/>
         </w:rPr>
       </w:pPr>
-      <w:bookmarkStart w:id="55" w:name="_Toc5931"/>
-      <w:bookmarkStart w:id="56" w:name="_Toc168180911"/>
+      <w:bookmarkStart w:id="59" w:name="_Toc17719"/>
+      <w:bookmarkStart w:id="60" w:name="_Toc168180911"/>
       <w:r>
         <w:t>第</w:t>
       </w:r>
@@ -14384,17 +14417,20 @@
         </w:rPr>
         <w:t>系统架构设计</w:t>
       </w:r>
-      <w:bookmarkEnd w:id="55"/>
+      <w:bookmarkEnd w:id="59"/>
     </w:p>
     <w:p>
       <w:pPr>
         <w:pStyle w:val="3"/>
       </w:pPr>
-      <w:bookmarkStart w:id="57" w:name="_Toc17800"/>
-      <w:r>
-        <w:t xml:space="preserve">4.1 </w:t>
-      </w:r>
-      <w:bookmarkEnd w:id="57"/>
+      <w:bookmarkStart w:id="61" w:name="_Toc30602"/>
+      <w:r>
+        <w:t>4.1</w:t>
+      </w:r>
+      <w:bookmarkEnd w:id="61"/>
+      <w:r>
+        <w:t xml:space="preserve"> </w:t>
+      </w:r>
     </w:p>
     <w:p>
       <w:pPr>
@@ -14407,35 +14443,42 @@
       <w:pPr>
         <w:pStyle w:val="3"/>
       </w:pPr>
-      <w:bookmarkStart w:id="58" w:name="_Toc3683"/>
-      <w:r>
-        <w:t xml:space="preserve">4.2 </w:t>
-      </w:r>
-      <w:bookmarkEnd w:id="58"/>
+      <w:bookmarkStart w:id="62" w:name="_Toc2124"/>
+      <w:r>
+        <w:t>4.2</w:t>
+      </w:r>
+      <w:bookmarkEnd w:id="62"/>
+      <w:r>
+        <w:t xml:space="preserve"> </w:t>
+      </w:r>
     </w:p>
     <w:p>
       <w:pPr>
         <w:pStyle w:val="3"/>
       </w:pPr>
-      <w:bookmarkStart w:id="59" w:name="_Toc24047"/>
-      <w:r>
-        <w:t xml:space="preserve">4.3 </w:t>
-      </w:r>
-      <w:bookmarkEnd w:id="59"/>
+      <w:bookmarkStart w:id="63" w:name="_Toc29509"/>
+      <w:r>
+        <w:t>4.3</w:t>
+      </w:r>
+      <w:bookmarkEnd w:id="63"/>
+      <w:r>
+        <w:t xml:space="preserve"> </w:t>
+      </w:r>
     </w:p>
     <w:p>
       <w:pPr>
         <w:pStyle w:val="3"/>
       </w:pPr>
-      <w:bookmarkStart w:id="60" w:name="_Toc16163"/>
-      <w:r>
-        <w:t xml:space="preserve">4.4 </w:t>
-      </w:r>
-      <w:bookmarkEnd w:id="60"/>
-      <w:bookmarkStart w:id="94" w:name="_GoBack"/>
-      <w:bookmarkEnd w:id="94"/>
-    </w:p>
-    <w:bookmarkEnd w:id="56"/>
+      <w:bookmarkStart w:id="64" w:name="_Toc23880"/>
+      <w:r>
+        <w:t>4.4</w:t>
+      </w:r>
+      <w:bookmarkEnd w:id="64"/>
+      <w:r>
+        <w:t xml:space="preserve"> </w:t>
+      </w:r>
+    </w:p>
+    <w:bookmarkEnd w:id="60"/>
     <w:p>
       <w:pPr>
         <w:pStyle w:val="2"/>
@@ -14444,8 +14487,8 @@
           <w:lang w:val="en-US" w:eastAsia="zh-CN"/>
         </w:rPr>
       </w:pPr>
-      <w:bookmarkStart w:id="61" w:name="_Toc168180922"/>
-      <w:bookmarkStart w:id="62" w:name="_Toc370"/>
+      <w:bookmarkStart w:id="65" w:name="_Toc168180922"/>
+      <w:bookmarkStart w:id="66" w:name="_Toc22121"/>
       <w:r>
         <w:t>第</w:t>
       </w:r>
@@ -14458,7 +14501,7 @@
       <w:r>
         <w:t xml:space="preserve">章 </w:t>
       </w:r>
-      <w:bookmarkEnd w:id="61"/>
+      <w:bookmarkEnd w:id="65"/>
       <w:r>
         <w:rPr>
           <w:rFonts w:hint="eastAsia"/>
@@ -14466,17 +14509,20 @@
         </w:rPr>
         <w:t>关键模块设计与实现</w:t>
       </w:r>
-      <w:bookmarkEnd w:id="62"/>
+      <w:bookmarkEnd w:id="66"/>
     </w:p>
     <w:p>
       <w:pPr>
         <w:pStyle w:val="3"/>
       </w:pPr>
-      <w:bookmarkStart w:id="63" w:name="_Toc18544"/>
-      <w:r>
-        <w:t xml:space="preserve">5.1 </w:t>
-      </w:r>
-      <w:bookmarkEnd w:id="63"/>
+      <w:bookmarkStart w:id="67" w:name="_Toc23995"/>
+      <w:r>
+        <w:t>5.1</w:t>
+      </w:r>
+      <w:bookmarkEnd w:id="67"/>
+      <w:r>
+        <w:t xml:space="preserve"> </w:t>
+      </w:r>
     </w:p>
     <w:p>
       <w:pPr>
@@ -14489,21 +14535,27 @@
       <w:pPr>
         <w:pStyle w:val="3"/>
       </w:pPr>
-      <w:bookmarkStart w:id="64" w:name="_Toc19108"/>
-      <w:r>
-        <w:t xml:space="preserve">5.2 </w:t>
-      </w:r>
-      <w:bookmarkEnd w:id="64"/>
+      <w:bookmarkStart w:id="68" w:name="_Toc26384"/>
+      <w:r>
+        <w:t>5.2</w:t>
+      </w:r>
+      <w:bookmarkEnd w:id="68"/>
+      <w:r>
+        <w:t xml:space="preserve"> </w:t>
+      </w:r>
     </w:p>
     <w:p>
       <w:pPr>
         <w:pStyle w:val="3"/>
       </w:pPr>
-      <w:bookmarkStart w:id="65" w:name="_Toc31664"/>
-      <w:r>
-        <w:t xml:space="preserve">5.3 </w:t>
-      </w:r>
-      <w:bookmarkEnd w:id="65"/>
+      <w:bookmarkStart w:id="69" w:name="_Toc18147"/>
+      <w:r>
+        <w:t>5.3</w:t>
+      </w:r>
+      <w:bookmarkEnd w:id="69"/>
+      <w:r>
+        <w:t xml:space="preserve"> </w:t>
+      </w:r>
     </w:p>
     <w:p>
       <w:pPr>
@@ -14516,13 +14568,16 @@
       <w:pPr>
         <w:pStyle w:val="3"/>
       </w:pPr>
-      <w:bookmarkStart w:id="66" w:name="_Toc18949"/>
-      <w:bookmarkStart w:id="67" w:name="_Toc168180933"/>
-      <w:r>
-        <w:t xml:space="preserve">5.4 </w:t>
-      </w:r>
-      <w:bookmarkEnd w:id="66"/>
-      <w:bookmarkEnd w:id="67"/>
+      <w:bookmarkStart w:id="70" w:name="_Toc26346"/>
+      <w:bookmarkStart w:id="71" w:name="_Toc168180933"/>
+      <w:r>
+        <w:t>5.4</w:t>
+      </w:r>
+      <w:bookmarkEnd w:id="70"/>
+      <w:r>
+        <w:t xml:space="preserve"> </w:t>
+      </w:r>
+      <w:bookmarkEnd w:id="71"/>
     </w:p>
     <w:p>
       <w:pPr>
@@ -14547,8 +14602,8 @@
           <w:lang w:val="en-US" w:eastAsia="zh-CN"/>
         </w:rPr>
       </w:pPr>
-      <w:bookmarkStart w:id="68" w:name="_Toc168180934"/>
-      <w:bookmarkStart w:id="69" w:name="_Toc24905"/>
+      <w:bookmarkStart w:id="72" w:name="_Toc168180934"/>
+      <w:bookmarkStart w:id="73" w:name="_Toc28548"/>
       <w:r>
         <w:t>第</w:t>
       </w:r>
@@ -14561,7 +14616,7 @@
       <w:r>
         <w:t xml:space="preserve">章 </w:t>
       </w:r>
-      <w:bookmarkEnd w:id="68"/>
+      <w:bookmarkEnd w:id="72"/>
       <w:r>
         <w:rPr>
           <w:rFonts w:hint="eastAsia"/>
@@ -14569,7 +14624,7 @@
         </w:rPr>
         <w:t>实验结果分析与总结展望</w:t>
       </w:r>
-      <w:bookmarkEnd w:id="69"/>
+      <w:bookmarkEnd w:id="73"/>
     </w:p>
     <w:p>
       <w:pPr>
@@ -14580,43 +14635,55 @@
       <w:pPr>
         <w:pStyle w:val="3"/>
       </w:pPr>
-      <w:bookmarkStart w:id="70" w:name="_Toc168180935"/>
-      <w:bookmarkStart w:id="71" w:name="_Toc24743"/>
-      <w:r>
-        <w:t xml:space="preserve">6.1 </w:t>
-      </w:r>
-      <w:bookmarkEnd w:id="70"/>
-      <w:bookmarkEnd w:id="71"/>
+      <w:bookmarkStart w:id="74" w:name="_Toc26135"/>
+      <w:bookmarkStart w:id="75" w:name="_Toc168180935"/>
+      <w:r>
+        <w:t>6.1</w:t>
+      </w:r>
+      <w:bookmarkEnd w:id="74"/>
+      <w:r>
+        <w:t xml:space="preserve"> </w:t>
+      </w:r>
+      <w:bookmarkEnd w:id="75"/>
     </w:p>
     <w:p>
       <w:pPr>
         <w:pStyle w:val="3"/>
       </w:pPr>
-      <w:bookmarkStart w:id="72" w:name="_Toc28481"/>
-      <w:r>
-        <w:t xml:space="preserve">6.2 </w:t>
-      </w:r>
-      <w:bookmarkEnd w:id="72"/>
+      <w:bookmarkStart w:id="76" w:name="_Toc12781"/>
+      <w:r>
+        <w:t>6.2</w:t>
+      </w:r>
+      <w:bookmarkEnd w:id="76"/>
+      <w:r>
+        <w:t xml:space="preserve"> </w:t>
+      </w:r>
     </w:p>
     <w:p>
       <w:pPr>
         <w:pStyle w:val="3"/>
       </w:pPr>
-      <w:bookmarkStart w:id="73" w:name="_Toc18630"/>
-      <w:r>
-        <w:t xml:space="preserve">6.3 </w:t>
-      </w:r>
-      <w:bookmarkEnd w:id="73"/>
+      <w:bookmarkStart w:id="77" w:name="_Toc23981"/>
+      <w:r>
+        <w:t>6.3</w:t>
+      </w:r>
+      <w:bookmarkEnd w:id="77"/>
+      <w:r>
+        <w:t xml:space="preserve"> </w:t>
+      </w:r>
     </w:p>
     <w:p>
       <w:pPr>
         <w:pStyle w:val="3"/>
       </w:pPr>
-      <w:bookmarkStart w:id="74" w:name="_Toc27115"/>
-      <w:r>
-        <w:t xml:space="preserve">6.4 </w:t>
-      </w:r>
-      <w:bookmarkEnd w:id="74"/>
+      <w:bookmarkStart w:id="78" w:name="_Toc4817"/>
+      <w:r>
+        <w:t>6.4</w:t>
+      </w:r>
+      <w:bookmarkEnd w:id="78"/>
+      <w:r>
+        <w:t xml:space="preserve"> </w:t>
+      </w:r>
     </w:p>
     <w:p>
       <w:pPr>
@@ -14633,21 +14700,21 @@
       <w:pPr>
         <w:pStyle w:val="2"/>
       </w:pPr>
-      <w:bookmarkStart w:id="75" w:name="_Toc126854568"/>
-      <w:bookmarkStart w:id="76" w:name="_Toc127041674"/>
-      <w:bookmarkStart w:id="77" w:name="_Toc130979616"/>
-      <w:bookmarkStart w:id="78" w:name="_Toc127041893"/>
-      <w:bookmarkStart w:id="79" w:name="_Toc1103"/>
-      <w:bookmarkStart w:id="80" w:name="_Toc168180950"/>
+      <w:bookmarkStart w:id="79" w:name="_Toc127041893"/>
+      <w:bookmarkStart w:id="80" w:name="_Toc127041674"/>
+      <w:bookmarkStart w:id="81" w:name="_Toc126854568"/>
+      <w:bookmarkStart w:id="82" w:name="_Toc168180950"/>
+      <w:bookmarkStart w:id="83" w:name="_Toc130979616"/>
+      <w:bookmarkStart w:id="84" w:name="_Toc22440"/>
       <w:r>
         <w:t>参考文献</w:t>
       </w:r>
-      <w:bookmarkEnd w:id="75"/>
-      <w:bookmarkEnd w:id="76"/>
-      <w:bookmarkEnd w:id="77"/>
-      <w:bookmarkEnd w:id="78"/>
       <w:bookmarkEnd w:id="79"/>
       <w:bookmarkEnd w:id="80"/>
+      <w:bookmarkEnd w:id="81"/>
+      <w:bookmarkEnd w:id="82"/>
+      <w:bookmarkEnd w:id="83"/>
+      <w:bookmarkEnd w:id="84"/>
     </w:p>
     <w:p>
       <w:pPr>
@@ -14667,24 +14734,24 @@
       <w:pPr>
         <w:pStyle w:val="2"/>
       </w:pPr>
-      <w:bookmarkStart w:id="81" w:name="_Toc168180951"/>
-      <w:bookmarkStart w:id="82" w:name="_Toc126854569"/>
-      <w:bookmarkStart w:id="83" w:name="_Toc127041894"/>
-      <w:bookmarkStart w:id="84" w:name="_Toc127041675"/>
-      <w:bookmarkStart w:id="85" w:name="_Toc130979617"/>
-      <w:bookmarkStart w:id="86" w:name="_Toc26335"/>
+      <w:bookmarkStart w:id="85" w:name="_Toc127041675"/>
+      <w:bookmarkStart w:id="86" w:name="_Toc127041894"/>
+      <w:bookmarkStart w:id="87" w:name="_Toc168180951"/>
+      <w:bookmarkStart w:id="88" w:name="_Toc130979617"/>
+      <w:bookmarkStart w:id="89" w:name="_Toc126854569"/>
+      <w:bookmarkStart w:id="90" w:name="_Toc29710"/>
       <w:r>
         <w:rPr>
           <w:rFonts w:hint="eastAsia"/>
         </w:rPr>
         <w:t>在学期间的研究成果</w:t>
       </w:r>
-      <w:bookmarkEnd w:id="81"/>
-      <w:bookmarkEnd w:id="82"/>
-      <w:bookmarkEnd w:id="83"/>
-      <w:bookmarkEnd w:id="84"/>
       <w:bookmarkEnd w:id="85"/>
       <w:bookmarkEnd w:id="86"/>
+      <w:bookmarkEnd w:id="87"/>
+      <w:bookmarkEnd w:id="88"/>
+      <w:bookmarkEnd w:id="89"/>
+      <w:bookmarkEnd w:id="90"/>
     </w:p>
     <w:p>
       <w:pPr>
@@ -14697,7 +14764,7 @@
           <w:szCs w:val="21"/>
         </w:rPr>
       </w:pPr>
-      <w:bookmarkStart w:id="87" w:name="_Hlk191497865"/>
+      <w:bookmarkStart w:id="91" w:name="_Hlk191497865"/>
       <w:r>
         <w:rPr>
           <w:rFonts w:hint="eastAsia" w:ascii="宋体" w:hAnsi="宋体"/>
@@ -14729,7 +14796,7 @@
         <w:t>二、参与课题</w:t>
       </w:r>
     </w:p>
-    <w:bookmarkEnd w:id="87"/>
+    <w:bookmarkEnd w:id="91"/>
     <w:p>
       <w:pPr>
         <w:spacing w:line="320" w:lineRule="exact"/>
@@ -14779,12 +14846,12 @@
       <w:pPr>
         <w:pStyle w:val="2"/>
       </w:pPr>
-      <w:bookmarkStart w:id="88" w:name="_Toc26728"/>
-      <w:bookmarkStart w:id="89" w:name="_Toc168180952"/>
-      <w:bookmarkStart w:id="90" w:name="_Toc127041895"/>
-      <w:bookmarkStart w:id="91" w:name="_Toc127041676"/>
-      <w:bookmarkStart w:id="92" w:name="_Toc126854570"/>
-      <w:bookmarkStart w:id="93" w:name="_Toc130979618"/>
+      <w:bookmarkStart w:id="92" w:name="_Toc127041895"/>
+      <w:bookmarkStart w:id="93" w:name="_Toc127041676"/>
+      <w:bookmarkStart w:id="94" w:name="_Toc168180952"/>
+      <w:bookmarkStart w:id="95" w:name="_Toc126854570"/>
+      <w:bookmarkStart w:id="96" w:name="_Toc130979618"/>
+      <w:bookmarkStart w:id="97" w:name="_Toc22286"/>
       <w:r>
         <w:t>致</w:t>
       </w:r>
@@ -14797,12 +14864,12 @@
       <w:r>
         <w:t>谢</w:t>
       </w:r>
-      <w:bookmarkEnd w:id="88"/>
-      <w:bookmarkEnd w:id="89"/>
-      <w:bookmarkEnd w:id="90"/>
-      <w:bookmarkEnd w:id="91"/>
       <w:bookmarkEnd w:id="92"/>
       <w:bookmarkEnd w:id="93"/>
+      <w:bookmarkEnd w:id="94"/>
+      <w:bookmarkEnd w:id="95"/>
+      <w:bookmarkEnd w:id="96"/>
+      <w:bookmarkEnd w:id="97"/>
     </w:p>
     <w:p>
       <w:pPr>
@@ -14979,22 +15046,6 @@
                       <a:ln w="6350">
                         <a:noFill/>
                       </a:ln>
-                      <a:extLst>
-                        <a:ext uri="{909E8E84-426E-40DD-AFC4-6F175D3DCCD1}">
-                          <a14:hiddenFill xmlns:a14="http://schemas.microsoft.com/office/drawing/2010/main">
-                            <a:solidFill>
-                              <a:schemeClr val="lt1"/>
-                            </a:solidFill>
-                          </a14:hiddenFill>
-                        </a:ext>
-                        <a:ext uri="{91240B29-F687-4F45-9708-019B960494DF}">
-                          <a14:hiddenLine xmlns:a14="http://schemas.microsoft.com/office/drawing/2010/main" w="6350">
-                            <a:solidFill>
-                              <a:prstClr val="black"/>
-                            </a:solidFill>
-                          </a14:hiddenLine>
-                        </a:ext>
-                      </a:extLst>
                     </wps:spPr>
                     <wps:style>
                       <a:lnRef idx="0">
@@ -15058,7 +15109,7 @@
         </mc:Choice>
         <mc:Fallback>
           <w:pict>
-            <v:shape id="_x0000_s1026" o:spid="_x0000_s1026" o:spt="202" type="#_x0000_t202" style="position:absolute;left:0pt;margin-top:0pt;height:144pt;width:144pt;mso-position-horizontal:center;mso-position-horizontal-relative:margin;mso-wrap-style:none;z-index:251659264;mso-width-relative:page;mso-height-relative:page;" filled="f" stroked="f" coordsize="21600,21600" o:gfxdata="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">
+            <v:shape id="_x0000_s1026" o:spid="_x0000_s1026" o:spt="202" type="#_x0000_t202" style="position:absolute;left:0pt;margin-top:0pt;height:144pt;width:144pt;mso-position-horizontal:center;mso-position-horizontal-relative:margin;mso-wrap-style:none;z-index:251659264;mso-width-relative:page;mso-height-relative:page;" filled="f" stroked="f" coordsize="21600,21600" o:gfxdata="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">
               <v:fill on="f" focussize="0,0"/>
               <v:stroke on="f" weight="0.5pt"/>
               <v:imagedata o:title=""/>
